--- a/python-data-collection-analysis/Python数据收集与分析期末考查报告.docx
+++ b/python-data-collection-analysis/Python数据收集与分析期末考查报告.docx
@@ -1004,7 +1004,7 @@
                 <w:b w:val="0"/>
                 <w:sz w:val="22"/>
               </w:rPr>
-              <w:t>2. 能够查看数据字段、类型、缺失值和重复值情况。</w:t>
+              <w:t>2. 能够查看数据结构、字段类型、缺失值和重复值情况。</w:t>
             </w:r>
           </w:p>
           <w:p>
@@ -1017,7 +1017,7 @@
                 <w:b w:val="0"/>
                 <w:sz w:val="22"/>
               </w:rPr>
-              <w:t>3. 能够完成销售时间、销售数量和金额字段的规范化处理。</w:t>
+              <w:t>3. 能够对销售时间、销售数量、应收金额和实收金额等字段进行规范化处理。</w:t>
             </w:r>
           </w:p>
           <w:p>
@@ -1030,7 +1030,7 @@
                 <w:b w:val="0"/>
                 <w:sz w:val="22"/>
               </w:rPr>
-              <w:t>4. 能够识别并处理缺失值、无效日期和非正常销售数据。</w:t>
+              <w:t>4. 能够识别并处理缺失值、无效日期、负数销售等异常数据。</w:t>
             </w:r>
           </w:p>
           <w:p>
@@ -1043,7 +1043,7 @@
                 <w:b w:val="0"/>
                 <w:sz w:val="22"/>
               </w:rPr>
-              <w:t>5. 能够按月份、星期和商品名称完成销售统计分析。</w:t>
+              <w:t>5. 能够使用分组聚合完成月度、星期、商品维度的销售统计。</w:t>
             </w:r>
           </w:p>
           <w:p>
@@ -1056,7 +1056,20 @@
                 <w:b w:val="0"/>
                 <w:sz w:val="22"/>
               </w:rPr>
-              <w:t>6. 能够使用 Matplotlib/Seaborn 生成可读的数据可视化图表。</w:t>
+              <w:t>6. 能够使用 Matplotlib/Seaborn 生成可读的分析图表。</w:t>
+            </w:r>
+          </w:p>
+          <w:p>
+            <w:pPr>
+              <w:spacing w:after="80"/>
+            </w:pPr>
+            <w:r>
+              <w:rPr>
+                <w:rFonts w:ascii="宋体" w:hAnsi="宋体" w:eastAsia="宋体"/>
+                <w:b w:val="0"/>
+                <w:sz w:val="22"/>
+              </w:rPr>
+              <w:t>7. 能够将分析过程、结果和代码思路整理成报告和答辩材料。</w:t>
             </w:r>
           </w:p>
         </w:tc>
@@ -1102,20 +1115,20 @@
                 <w:b w:val="0"/>
                 <w:sz w:val="22"/>
               </w:rPr>
-              <w:t>本项目使用 Python 对药品销售数据进行加载、清洗、统计和可视化，覆盖评分标准中的数据加载、数据概览、列名修正、重复值处理、缺失值处理、异常值处理、月均销售金额、星期分组统计和销售数量前十位药品分析。</w:t>
-            </w:r>
-          </w:p>
-          <w:p>
-            <w:pPr>
-              <w:spacing w:after="80"/>
-            </w:pPr>
-            <w:r>
-              <w:rPr>
-                <w:rFonts w:ascii="宋体" w:hAnsi="宋体" w:eastAsia="宋体"/>
-                <w:b/>
-                <w:sz w:val="22"/>
-              </w:rPr>
-              <w:t>项目过程：</w:t>
+              <w:t>利用 Python（Pandas、NumPy、Matplotlib、Seaborn）完成药品销售数据的加载、处理与分析，覆盖评分标准中的数据加载、数据概览、数据处理和数据分析各项要求，并形成可用于答辩的报告与图表。</w:t>
+            </w:r>
+          </w:p>
+          <w:p>
+            <w:pPr>
+              <w:spacing w:after="80"/>
+            </w:pPr>
+            <w:r>
+              <w:rPr>
+                <w:rFonts w:ascii="宋体" w:hAnsi="宋体" w:eastAsia="宋体"/>
+                <w:b/>
+                <w:sz w:val="22"/>
+              </w:rPr>
+              <w:t>项目过程（按评分标准逐项说明）：</w:t>
             </w:r>
           </w:p>
           <w:p>
@@ -1128,189 +1141,1608 @@
                 <w:b w:val="0"/>
                 <w:sz w:val="22"/>
               </w:rPr>
-              <w:t>1. 读取原始 Excel，原始数据共 6578 行、8 列。</w:t>
-            </w:r>
-          </w:p>
-          <w:p>
-            <w:pPr>
-              <w:spacing w:after="80"/>
-            </w:pPr>
+              <w:t>下面对照《评分标准》逐项说明，每一项给出评分要求、实现方式和运行结果。</w:t>
+            </w:r>
+          </w:p>
+          <w:p>
+            <w:pPr>
+              <w:spacing w:after="80"/>
+            </w:pPr>
+            <w:r>
+              <w:rPr>
+                <w:rFonts w:ascii="宋体" w:hAnsi="宋体" w:eastAsia="宋体"/>
+                <w:b/>
+                <w:sz w:val="22"/>
+              </w:rPr>
+              <w:t>（一）数据加载（5 分）</w:t>
+            </w:r>
+          </w:p>
+          <w:p>
+            <w:pPr>
+              <w:spacing w:after="80"/>
+            </w:pPr>
+            <w:r>
+              <w:rPr>
+                <w:rFonts w:ascii="宋体" w:hAnsi="宋体" w:eastAsia="宋体"/>
+                <w:b/>
+                <w:sz w:val="22"/>
+              </w:rPr>
+              <w:t>评分要求：</w:t>
+            </w:r>
             <w:r>
               <w:rPr>
                 <w:rFonts w:ascii="宋体" w:hAnsi="宋体" w:eastAsia="宋体"/>
                 <w:b w:val="0"/>
                 <w:sz w:val="22"/>
               </w:rPr>
-              <w:t>2. 将“购药时间”修正为“销售时间”，并转换为 DateTime 类型。</w:t>
-            </w:r>
-          </w:p>
-          <w:p>
-            <w:pPr>
-              <w:spacing w:after="80"/>
-            </w:pPr>
+              <w:t>采用合适的方法把本地文件中的数据加载至 Python 环境。</w:t>
+            </w:r>
+          </w:p>
+          <w:p>
+            <w:pPr>
+              <w:spacing w:after="80"/>
+            </w:pPr>
+            <w:r>
+              <w:rPr>
+                <w:rFonts w:ascii="宋体" w:hAnsi="宋体" w:eastAsia="宋体"/>
+                <w:b/>
+                <w:sz w:val="22"/>
+              </w:rPr>
+              <w:t>实现方式：</w:t>
+            </w:r>
             <w:r>
               <w:rPr>
                 <w:rFonts w:ascii="宋体" w:hAnsi="宋体" w:eastAsia="宋体"/>
                 <w:b w:val="0"/>
                 <w:sz w:val="22"/>
               </w:rPr>
-              <w:t>3. 销售数量转换为整型，应收金额和实收金额转换为数值类型。</w:t>
-            </w:r>
-          </w:p>
-          <w:p>
-            <w:pPr>
-              <w:spacing w:after="80"/>
-            </w:pPr>
+              <w:t>data_loading.py 的 load_sales_data() 使用 pandas.read_excel() 读取 exam-materials/data/药品销售数据.xlsx，并在加载后校验必要字段是否齐全，文件或字段缺失时直接抛出清晰错误。</w:t>
+            </w:r>
+          </w:p>
+          <w:p>
+            <w:pPr>
+              <w:spacing w:after="80"/>
+            </w:pPr>
+            <w:r>
+              <w:rPr>
+                <w:rFonts w:ascii="宋体" w:hAnsi="宋体" w:eastAsia="宋体"/>
+                <w:b/>
+                <w:sz w:val="22"/>
+              </w:rPr>
+              <w:t>运行结果：</w:t>
+            </w:r>
             <w:r>
               <w:rPr>
                 <w:rFonts w:ascii="宋体" w:hAnsi="宋体" w:eastAsia="宋体"/>
                 <w:b w:val="0"/>
                 <w:sz w:val="22"/>
               </w:rPr>
-              <w:t>4. 剔除无效日期、关键字段缺失、销售数量或金额小于等于 0 的记录，共 68 行。</w:t>
-            </w:r>
-          </w:p>
-          <w:p>
-            <w:pPr>
-              <w:spacing w:after="80"/>
-            </w:pPr>
+              <w:t>成功读取原始数据 6578 行、8 列。</w:t>
+            </w:r>
+          </w:p>
+          <w:p>
+            <w:pPr>
+              <w:spacing w:after="80"/>
+            </w:pPr>
+            <w:r>
+              <w:rPr>
+                <w:rFonts w:ascii="宋体" w:hAnsi="宋体" w:eastAsia="宋体"/>
+                <w:b/>
+                <w:sz w:val="22"/>
+              </w:rPr>
+              <w:t>（二）数据概览（5 分）</w:t>
+            </w:r>
+          </w:p>
+          <w:p>
+            <w:pPr>
+              <w:spacing w:after="80"/>
+            </w:pPr>
+            <w:r>
+              <w:rPr>
+                <w:rFonts w:ascii="宋体" w:hAnsi="宋体" w:eastAsia="宋体"/>
+                <w:b/>
+                <w:sz w:val="22"/>
+              </w:rPr>
+              <w:t>1. 正确查看数据基本信息（3 分）</w:t>
+            </w:r>
+          </w:p>
+          <w:p>
+            <w:pPr>
+              <w:spacing w:after="80"/>
+            </w:pPr>
+            <w:r>
+              <w:rPr>
+                <w:rFonts w:ascii="宋体" w:hAnsi="宋体" w:eastAsia="宋体"/>
+                <w:b/>
+                <w:sz w:val="22"/>
+              </w:rPr>
+              <w:t>评分要求：</w:t>
+            </w:r>
             <w:r>
               <w:rPr>
                 <w:rFonts w:ascii="宋体" w:hAnsi="宋体" w:eastAsia="宋体"/>
                 <w:b w:val="0"/>
                 <w:sz w:val="22"/>
               </w:rPr>
-              <w:t>5. 清洗后保留 6510 行有效数据，并按销售时间升序排序、重置索引。</w:t>
-            </w:r>
-          </w:p>
-          <w:p>
-            <w:pPr>
-              <w:spacing w:after="80"/>
-            </w:pPr>
+              <w:t>正确查看数据基本信息。</w:t>
+            </w:r>
+          </w:p>
+          <w:p>
+            <w:pPr>
+              <w:spacing w:after="80"/>
+            </w:pPr>
+            <w:r>
+              <w:rPr>
+                <w:rFonts w:ascii="宋体" w:hAnsi="宋体" w:eastAsia="宋体"/>
+                <w:b/>
+                <w:sz w:val="22"/>
+              </w:rPr>
+              <w:t>实现方式：</w:t>
+            </w:r>
             <w:r>
               <w:rPr>
                 <w:rFonts w:ascii="宋体" w:hAnsi="宋体" w:eastAsia="宋体"/>
                 <w:b w:val="0"/>
                 <w:sz w:val="22"/>
               </w:rPr>
-              <w:t>6. 按月份计算销售统计，月均实收金额为 43434.98 元。</w:t>
-            </w:r>
-          </w:p>
-          <w:p>
-            <w:pPr>
-              <w:spacing w:after="80"/>
-            </w:pPr>
+              <w:t>data_overview.py 的 inspect_raw_data() 输出行列数、字段列表、字段类型、缺失值数量和重复值数量。</w:t>
+            </w:r>
+          </w:p>
+          <w:p>
+            <w:pPr>
+              <w:spacing w:after="80"/>
+            </w:pPr>
+            <w:r>
+              <w:rPr>
+                <w:rFonts w:ascii="宋体" w:hAnsi="宋体" w:eastAsia="宋体"/>
+                <w:b/>
+                <w:sz w:val="22"/>
+              </w:rPr>
+              <w:t>运行结果：</w:t>
+            </w:r>
             <w:r>
               <w:rPr>
                 <w:rFonts w:ascii="宋体" w:hAnsi="宋体" w:eastAsia="宋体"/>
                 <w:b w:val="0"/>
                 <w:sz w:val="22"/>
               </w:rPr>
-              <w:t>7. 按星期统计销售数量、应收金额和实收金额，星期五销售表现最好。</w:t>
-            </w:r>
-          </w:p>
-          <w:p>
-            <w:pPr>
-              <w:spacing w:after="80"/>
-            </w:pPr>
+              <w:t>确认数据规模为 6578 行 × 8 列，原始重复行数量为 0；购药时间、社保卡号、星期各缺失 2 条，其余关键字段各缺失 1 条。</w:t>
+            </w:r>
+          </w:p>
+          <w:p>
+            <w:pPr>
+              <w:spacing w:after="80"/>
+            </w:pPr>
+            <w:r>
+              <w:rPr>
+                <w:rFonts w:ascii="宋体" w:hAnsi="宋体" w:eastAsia="宋体"/>
+                <w:b/>
+                <w:sz w:val="22"/>
+              </w:rPr>
+              <w:t>2. 修正列名（2 分）</w:t>
+            </w:r>
+          </w:p>
+          <w:p>
+            <w:pPr>
+              <w:spacing w:after="80"/>
+            </w:pPr>
+            <w:r>
+              <w:rPr>
+                <w:rFonts w:ascii="宋体" w:hAnsi="宋体" w:eastAsia="宋体"/>
+                <w:b/>
+                <w:sz w:val="22"/>
+              </w:rPr>
+              <w:t>评分要求：</w:t>
+            </w:r>
             <w:r>
               <w:rPr>
                 <w:rFonts w:ascii="宋体" w:hAnsi="宋体" w:eastAsia="宋体"/>
                 <w:b w:val="0"/>
                 <w:sz w:val="22"/>
               </w:rPr>
-              <w:t>8. 按商品名称统计销售数量，苯磺酸氨氯地平片(安内真)排名第一。</w:t>
-            </w:r>
-          </w:p>
-          <w:p>
-            <w:pPr>
-              <w:spacing w:after="80"/>
-            </w:pPr>
-            <w:r>
-              <w:rPr>
-                <w:rFonts w:ascii="宋体" w:hAnsi="宋体" w:eastAsia="宋体"/>
-                <w:b/>
-                <w:sz w:val="22"/>
-              </w:rPr>
-              <w:t>主要结果：</w:t>
-            </w:r>
-          </w:p>
-          <w:p>
-            <w:pPr>
-              <w:spacing w:after="80"/>
-            </w:pPr>
+              <w:t>修正列名。</w:t>
+            </w:r>
+          </w:p>
+          <w:p>
+            <w:pPr>
+              <w:spacing w:after="80"/>
+            </w:pPr>
+            <w:r>
+              <w:rPr>
+                <w:rFonts w:ascii="宋体" w:hAnsi="宋体" w:eastAsia="宋体"/>
+                <w:b/>
+                <w:sz w:val="22"/>
+              </w:rPr>
+              <w:t>实现方式：</w:t>
+            </w:r>
             <w:r>
               <w:rPr>
                 <w:rFonts w:ascii="宋体" w:hAnsi="宋体" w:eastAsia="宋体"/>
                 <w:b w:val="0"/>
                 <w:sz w:val="22"/>
               </w:rPr>
-              <w:t>数据覆盖日期为2022-01-01至2022-07-19；实收金额最高月份为2022-01，金额49461.19元；实收金额最高星期为星期五，金额51284.66元。</w:t>
-            </w:r>
-          </w:p>
-          <w:p>
-            <w:pPr>
-              <w:spacing w:after="80"/>
-            </w:pPr>
+              <w:t>data_overview.py 的 rename_sales_time() 将原始列名“购药时间”修正为“销售时间”，并保留“源数据行号”便于在异常记录表中追溯原始 Excel 行。</w:t>
+            </w:r>
+          </w:p>
+          <w:p>
+            <w:pPr>
+              <w:spacing w:after="80"/>
+            </w:pPr>
+            <w:r>
+              <w:rPr>
+                <w:rFonts w:ascii="宋体" w:hAnsi="宋体" w:eastAsia="宋体"/>
+                <w:b/>
+                <w:sz w:val="22"/>
+              </w:rPr>
+              <w:t>运行结果：</w:t>
+            </w:r>
             <w:r>
               <w:rPr>
                 <w:rFonts w:ascii="宋体" w:hAnsi="宋体" w:eastAsia="宋体"/>
                 <w:b w:val="0"/>
                 <w:sz w:val="22"/>
               </w:rPr>
-              <w:t>1. 苯磺酸氨氯地平片(安内真)：销售数量1781，实收金额19081.44元。</w:t>
-            </w:r>
-          </w:p>
-          <w:p>
-            <w:pPr>
-              <w:spacing w:after="80"/>
-            </w:pPr>
+              <w:t>列名由“购药时间”统一为“销售时间”，后续时间相关处理均基于该列。</w:t>
+            </w:r>
+          </w:p>
+          <w:p>
+            <w:pPr>
+              <w:spacing w:after="80"/>
+            </w:pPr>
+            <w:r>
+              <w:rPr>
+                <w:rFonts w:ascii="宋体" w:hAnsi="宋体" w:eastAsia="宋体"/>
+                <w:b/>
+                <w:sz w:val="22"/>
+              </w:rPr>
+              <w:t>（三）数据处理（30 分）</w:t>
+            </w:r>
+          </w:p>
+          <w:p>
+            <w:pPr>
+              <w:spacing w:after="80"/>
+            </w:pPr>
+            <w:r>
+              <w:rPr>
+                <w:rFonts w:ascii="宋体" w:hAnsi="宋体" w:eastAsia="宋体"/>
+                <w:b/>
+                <w:sz w:val="22"/>
+              </w:rPr>
+              <w:t>1. 重复值处理（5 分）</w:t>
+            </w:r>
+          </w:p>
+          <w:p>
+            <w:pPr>
+              <w:spacing w:after="80"/>
+            </w:pPr>
+            <w:r>
+              <w:rPr>
+                <w:rFonts w:ascii="宋体" w:hAnsi="宋体" w:eastAsia="宋体"/>
+                <w:b/>
+                <w:sz w:val="22"/>
+              </w:rPr>
+              <w:t>评分要求：</w:t>
+            </w:r>
             <w:r>
               <w:rPr>
                 <w:rFonts w:ascii="宋体" w:hAnsi="宋体" w:eastAsia="宋体"/>
                 <w:b w:val="0"/>
                 <w:sz w:val="22"/>
               </w:rPr>
-              <w:t>2. 开博通：销售数量1440，实收金额37080.36元。</w:t>
-            </w:r>
-          </w:p>
-          <w:p>
-            <w:pPr>
-              <w:spacing w:after="80"/>
-            </w:pPr>
+              <w:t>重复值处理。</w:t>
+            </w:r>
+          </w:p>
+          <w:p>
+            <w:pPr>
+              <w:spacing w:after="80"/>
+            </w:pPr>
+            <w:r>
+              <w:rPr>
+                <w:rFonts w:ascii="宋体" w:hAnsi="宋体" w:eastAsia="宋体"/>
+                <w:b/>
+                <w:sz w:val="22"/>
+              </w:rPr>
+              <w:t>实现方式：</w:t>
+            </w:r>
             <w:r>
               <w:rPr>
                 <w:rFonts w:ascii="宋体" w:hAnsi="宋体" w:eastAsia="宋体"/>
                 <w:b w:val="0"/>
                 <w:sz w:val="22"/>
               </w:rPr>
-              <w:t>3. 酒石酸美托洛尔片(倍他乐克)：销售数量1140，实收金额7919.82元。</w:t>
-            </w:r>
-          </w:p>
-          <w:p>
-            <w:pPr>
-              <w:spacing w:after="80"/>
-            </w:pPr>
+              <w:t>data_cleaning.py 基于销售时间、社保卡号、商品编码、商品名称、销售数量、应收金额、实收金额、星期这一组业务字段检测并删除重复记录。</w:t>
+            </w:r>
+          </w:p>
+          <w:p>
+            <w:pPr>
+              <w:spacing w:after="80"/>
+            </w:pPr>
+            <w:r>
+              <w:rPr>
+                <w:rFonts w:ascii="宋体" w:hAnsi="宋体" w:eastAsia="宋体"/>
+                <w:b/>
+                <w:sz w:val="22"/>
+              </w:rPr>
+              <w:t>运行结果：</w:t>
+            </w:r>
             <w:r>
               <w:rPr>
                 <w:rFonts w:ascii="宋体" w:hAnsi="宋体" w:eastAsia="宋体"/>
                 <w:b w:val="0"/>
                 <w:sz w:val="22"/>
               </w:rPr>
-              <w:t>4. 硝苯地平片(心痛定)：销售数量825，实收金额1108.99元。</w:t>
-            </w:r>
-          </w:p>
-          <w:p>
-            <w:pPr>
-              <w:spacing w:after="80"/>
-            </w:pPr>
+              <w:t>本次数据中重复记录为 0 行，无需删除。</w:t>
+            </w:r>
+          </w:p>
+          <w:p>
+            <w:pPr>
+              <w:spacing w:after="80"/>
+            </w:pPr>
+            <w:r>
+              <w:rPr>
+                <w:rFonts w:ascii="宋体" w:hAnsi="宋体" w:eastAsia="宋体"/>
+                <w:b/>
+                <w:sz w:val="22"/>
+              </w:rPr>
+              <w:t>2. 缺失值处理（5 分）</w:t>
+            </w:r>
+          </w:p>
+          <w:p>
+            <w:pPr>
+              <w:spacing w:after="80"/>
+            </w:pPr>
+            <w:r>
+              <w:rPr>
+                <w:rFonts w:ascii="宋体" w:hAnsi="宋体" w:eastAsia="宋体"/>
+                <w:b/>
+                <w:sz w:val="22"/>
+              </w:rPr>
+              <w:t>评分要求：</w:t>
+            </w:r>
             <w:r>
               <w:rPr>
                 <w:rFonts w:ascii="宋体" w:hAnsi="宋体" w:eastAsia="宋体"/>
                 <w:b w:val="0"/>
                 <w:sz w:val="22"/>
               </w:rPr>
-              <w:t>5. 苯磺酸氨氯地平片(络活喜)：销售数量796，实收金额24251.04元。</w:t>
+              <w:t>缺失值处理。</w:t>
+            </w:r>
+          </w:p>
+          <w:p>
+            <w:pPr>
+              <w:spacing w:after="80"/>
+            </w:pPr>
+            <w:r>
+              <w:rPr>
+                <w:rFonts w:ascii="宋体" w:hAnsi="宋体" w:eastAsia="宋体"/>
+                <w:b/>
+                <w:sz w:val="22"/>
+              </w:rPr>
+              <w:t>实现方式：</w:t>
+            </w:r>
+            <w:r>
+              <w:rPr>
+                <w:rFonts w:ascii="宋体" w:hAnsi="宋体" w:eastAsia="宋体"/>
+                <w:b w:val="0"/>
+                <w:sz w:val="22"/>
+              </w:rPr>
+              <w:t>对分析必需字段（销售时间、商品名称、销售数量、应收金额、实收金额）缺失的记录予以剔除；对不影响销售统计的社保卡号缺失记录，用“未知社保卡”标记保留。</w:t>
+            </w:r>
+          </w:p>
+          <w:p>
+            <w:pPr>
+              <w:spacing w:after="80"/>
+            </w:pPr>
+            <w:r>
+              <w:rPr>
+                <w:rFonts w:ascii="宋体" w:hAnsi="宋体" w:eastAsia="宋体"/>
+                <w:b/>
+                <w:sz w:val="22"/>
+              </w:rPr>
+              <w:t>运行结果：</w:t>
+            </w:r>
+            <w:r>
+              <w:rPr>
+                <w:rFonts w:ascii="宋体" w:hAnsi="宋体" w:eastAsia="宋体"/>
+                <w:b w:val="0"/>
+                <w:sz w:val="22"/>
+              </w:rPr>
+              <w:t>必需字段缺失的记录被剔除（计入异常值处理的剔除总量），社保卡号缺失的记录保留并标记。</w:t>
+            </w:r>
+          </w:p>
+          <w:p>
+            <w:pPr>
+              <w:spacing w:after="80"/>
+            </w:pPr>
+            <w:r>
+              <w:rPr>
+                <w:rFonts w:ascii="宋体" w:hAnsi="宋体" w:eastAsia="宋体"/>
+                <w:b/>
+                <w:sz w:val="22"/>
+              </w:rPr>
+              <w:t>3. 异常值处理（20 分）</w:t>
+            </w:r>
+          </w:p>
+          <w:p>
+            <w:pPr>
+              <w:spacing w:after="80"/>
+            </w:pPr>
+            <w:r>
+              <w:rPr>
+                <w:rFonts w:ascii="宋体" w:hAnsi="宋体" w:eastAsia="宋体"/>
+                <w:b w:val="0"/>
+                <w:sz w:val="22"/>
+              </w:rPr>
+              <w:t>本项 20 分由四个子项构成：销售数据类型统一为整型（5 分）、销售时间类型统一为 DateTime 类型（5 分）、检测异常值（5 分）、处理异常值（5 分）。其中两项类型统一是异常值检测的前置步骤——只有先把字段转为正确类型，才能准确判断数量/金额是否为非正值、日期是否有效。</w:t>
+            </w:r>
+          </w:p>
+          <w:p>
+            <w:pPr>
+              <w:spacing w:after="80"/>
+            </w:pPr>
+            <w:r>
+              <w:rPr>
+                <w:rFonts w:ascii="宋体" w:hAnsi="宋体" w:eastAsia="宋体"/>
+                <w:b/>
+                <w:sz w:val="22"/>
+              </w:rPr>
+              <w:t>(1) 销售数据类型统一为整型（5 分）</w:t>
+            </w:r>
+          </w:p>
+          <w:p>
+            <w:pPr>
+              <w:spacing w:after="80"/>
+            </w:pPr>
+            <w:r>
+              <w:rPr>
+                <w:rFonts w:ascii="宋体" w:hAnsi="宋体" w:eastAsia="宋体"/>
+                <w:b/>
+                <w:sz w:val="22"/>
+              </w:rPr>
+              <w:t>评分要求：</w:t>
+            </w:r>
+            <w:r>
+              <w:rPr>
+                <w:rFonts w:ascii="宋体" w:hAnsi="宋体" w:eastAsia="宋体"/>
+                <w:b w:val="0"/>
+                <w:sz w:val="22"/>
+              </w:rPr>
+              <w:t>销售数据类型统一为整型。</w:t>
+            </w:r>
+          </w:p>
+          <w:p>
+            <w:pPr>
+              <w:spacing w:after="80"/>
+            </w:pPr>
+            <w:r>
+              <w:rPr>
+                <w:rFonts w:ascii="宋体" w:hAnsi="宋体" w:eastAsia="宋体"/>
+                <w:b/>
+                <w:sz w:val="22"/>
+              </w:rPr>
+              <w:t>实现方式：</w:t>
+            </w:r>
+            <w:r>
+              <w:rPr>
+                <w:rFonts w:ascii="宋体" w:hAnsi="宋体" w:eastAsia="宋体"/>
+                <w:b w:val="0"/>
+                <w:sz w:val="22"/>
+              </w:rPr>
+              <w:t>data_cleaning.py 将销售数量转换为整型，应收金额、实收金额转换为数值类型，保证金额可参与求和与均值计算。</w:t>
+            </w:r>
+          </w:p>
+          <w:p>
+            <w:pPr>
+              <w:spacing w:after="80"/>
+            </w:pPr>
+            <w:r>
+              <w:rPr>
+                <w:rFonts w:ascii="宋体" w:hAnsi="宋体" w:eastAsia="宋体"/>
+                <w:b/>
+                <w:sz w:val="22"/>
+              </w:rPr>
+              <w:t>运行结果：</w:t>
+            </w:r>
+            <w:r>
+              <w:rPr>
+                <w:rFonts w:ascii="宋体" w:hAnsi="宋体" w:eastAsia="宋体"/>
+                <w:b w:val="0"/>
+                <w:sz w:val="22"/>
+              </w:rPr>
+              <w:t>销售数量统一为整型，金额字段统一为数值类型。</w:t>
+            </w:r>
+          </w:p>
+          <w:p>
+            <w:pPr>
+              <w:spacing w:after="80"/>
+            </w:pPr>
+            <w:r>
+              <w:rPr>
+                <w:rFonts w:ascii="宋体" w:hAnsi="宋体" w:eastAsia="宋体"/>
+                <w:b/>
+                <w:sz w:val="22"/>
+              </w:rPr>
+              <w:t>(2) 销售时间类型统一为 DateTime 类型（5 分）</w:t>
+            </w:r>
+          </w:p>
+          <w:p>
+            <w:pPr>
+              <w:spacing w:after="80"/>
+            </w:pPr>
+            <w:r>
+              <w:rPr>
+                <w:rFonts w:ascii="宋体" w:hAnsi="宋体" w:eastAsia="宋体"/>
+                <w:b/>
+                <w:sz w:val="22"/>
+              </w:rPr>
+              <w:t>评分要求：</w:t>
+            </w:r>
+            <w:r>
+              <w:rPr>
+                <w:rFonts w:ascii="宋体" w:hAnsi="宋体" w:eastAsia="宋体"/>
+                <w:b w:val="0"/>
+                <w:sz w:val="22"/>
+              </w:rPr>
+              <w:t>销售时间类型统一为 DateTime 类型。</w:t>
+            </w:r>
+          </w:p>
+          <w:p>
+            <w:pPr>
+              <w:spacing w:after="80"/>
+            </w:pPr>
+            <w:r>
+              <w:rPr>
+                <w:rFonts w:ascii="宋体" w:hAnsi="宋体" w:eastAsia="宋体"/>
+                <w:b/>
+                <w:sz w:val="22"/>
+              </w:rPr>
+              <w:t>实现方式：</w:t>
+            </w:r>
+            <w:r>
+              <w:rPr>
+                <w:rFonts w:ascii="宋体" w:hAnsi="宋体" w:eastAsia="宋体"/>
+                <w:b w:val="0"/>
+                <w:sz w:val="22"/>
+              </w:rPr>
+              <w:t>data_cleaning.py 使用 pandas.to_datetime() 将销售时间转换为 DateTime 类型；星期不直接采用原始列，而是根据标准化后的销售时间重新计算，避免 2022-02-29 这类错误星期值影响统计。</w:t>
+            </w:r>
+          </w:p>
+          <w:p>
+            <w:pPr>
+              <w:spacing w:after="80"/>
+            </w:pPr>
+            <w:r>
+              <w:rPr>
+                <w:rFonts w:ascii="宋体" w:hAnsi="宋体" w:eastAsia="宋体"/>
+                <w:b/>
+                <w:sz w:val="22"/>
+              </w:rPr>
+              <w:t>运行结果：</w:t>
+            </w:r>
+            <w:r>
+              <w:rPr>
+                <w:rFonts w:ascii="宋体" w:hAnsi="宋体" w:eastAsia="宋体"/>
+                <w:b w:val="0"/>
+                <w:sz w:val="22"/>
+              </w:rPr>
+              <w:t>销售时间统一为 DateTime 类型，无效日期可被识别；星期由销售时间重算。</w:t>
+            </w:r>
+          </w:p>
+          <w:p>
+            <w:pPr>
+              <w:spacing w:after="80"/>
+            </w:pPr>
+            <w:r>
+              <w:rPr>
+                <w:rFonts w:ascii="宋体" w:hAnsi="宋体" w:eastAsia="宋体"/>
+                <w:b/>
+                <w:sz w:val="22"/>
+              </w:rPr>
+              <w:t>(3) 检测异常值（5 分）</w:t>
+            </w:r>
+          </w:p>
+          <w:p>
+            <w:pPr>
+              <w:spacing w:after="80"/>
+            </w:pPr>
+            <w:r>
+              <w:rPr>
+                <w:rFonts w:ascii="宋体" w:hAnsi="宋体" w:eastAsia="宋体"/>
+                <w:b/>
+                <w:sz w:val="22"/>
+              </w:rPr>
+              <w:t>评分要求：</w:t>
+            </w:r>
+            <w:r>
+              <w:rPr>
+                <w:rFonts w:ascii="宋体" w:hAnsi="宋体" w:eastAsia="宋体"/>
+                <w:b w:val="0"/>
+                <w:sz w:val="22"/>
+              </w:rPr>
+              <w:t>检测异常值。</w:t>
+            </w:r>
+          </w:p>
+          <w:p>
+            <w:pPr>
+              <w:spacing w:after="80"/>
+            </w:pPr>
+            <w:r>
+              <w:rPr>
+                <w:rFonts w:ascii="宋体" w:hAnsi="宋体" w:eastAsia="宋体"/>
+                <w:b/>
+                <w:sz w:val="22"/>
+              </w:rPr>
+              <w:t>实现方式：</w:t>
+            </w:r>
+            <w:r>
+              <w:rPr>
+                <w:rFonts w:ascii="宋体" w:hAnsi="宋体" w:eastAsia="宋体"/>
+                <w:b w:val="0"/>
+                <w:sz w:val="22"/>
+              </w:rPr>
+              <w:t>分两类检测：确定错误（无效日期、关键字段缺失、销售数量或金额小于等于 0）；统计异常（使用 IQR 四分位距方法标记大额或大数量记录）。</w:t>
+            </w:r>
+          </w:p>
+          <w:p>
+            <w:pPr>
+              <w:spacing w:after="80"/>
+            </w:pPr>
+            <w:r>
+              <w:rPr>
+                <w:rFonts w:ascii="宋体" w:hAnsi="宋体" w:eastAsia="宋体"/>
+                <w:b/>
+                <w:sz w:val="22"/>
+              </w:rPr>
+              <w:t>运行结果：</w:t>
+            </w:r>
+            <w:r>
+              <w:rPr>
+                <w:rFonts w:ascii="宋体" w:hAnsi="宋体" w:eastAsia="宋体"/>
+                <w:b w:val="0"/>
+                <w:sz w:val="22"/>
+              </w:rPr>
+              <w:t>IQR 统计异常共标记 2012 条，已输出到 generated/tables/anomaly_rows.csv 供复核。</w:t>
+            </w:r>
+          </w:p>
+          <w:p>
+            <w:pPr>
+              <w:spacing w:after="80"/>
+            </w:pPr>
+            <w:r>
+              <w:rPr>
+                <w:rFonts w:ascii="宋体" w:hAnsi="宋体" w:eastAsia="宋体"/>
+                <w:b/>
+                <w:sz w:val="22"/>
+              </w:rPr>
+              <w:t>(4) 处理异常值（5 分）</w:t>
+            </w:r>
+          </w:p>
+          <w:p>
+            <w:pPr>
+              <w:spacing w:after="80"/>
+            </w:pPr>
+            <w:r>
+              <w:rPr>
+                <w:rFonts w:ascii="宋体" w:hAnsi="宋体" w:eastAsia="宋体"/>
+                <w:b/>
+                <w:sz w:val="22"/>
+              </w:rPr>
+              <w:t>评分要求：</w:t>
+            </w:r>
+            <w:r>
+              <w:rPr>
+                <w:rFonts w:ascii="宋体" w:hAnsi="宋体" w:eastAsia="宋体"/>
+                <w:b w:val="0"/>
+                <w:sz w:val="22"/>
+              </w:rPr>
+              <w:t>处理异常值。</w:t>
+            </w:r>
+          </w:p>
+          <w:p>
+            <w:pPr>
+              <w:spacing w:after="80"/>
+            </w:pPr>
+            <w:r>
+              <w:rPr>
+                <w:rFonts w:ascii="宋体" w:hAnsi="宋体" w:eastAsia="宋体"/>
+                <w:b/>
+                <w:sz w:val="22"/>
+              </w:rPr>
+              <w:t>实现方式：</w:t>
+            </w:r>
+            <w:r>
+              <w:rPr>
+                <w:rFonts w:ascii="宋体" w:hAnsi="宋体" w:eastAsia="宋体"/>
+                <w:b w:val="0"/>
+                <w:sz w:val="22"/>
+              </w:rPr>
+              <w:t>确定错误记录予以剔除；IQR 统计异常的大额/大数量记录保留复核，因为医药销售中可能存在真实批量购买，不能只因数值大就删除。</w:t>
+            </w:r>
+          </w:p>
+          <w:p>
+            <w:pPr>
+              <w:spacing w:after="80"/>
+            </w:pPr>
+            <w:r>
+              <w:rPr>
+                <w:rFonts w:ascii="宋体" w:hAnsi="宋体" w:eastAsia="宋体"/>
+                <w:b/>
+                <w:sz w:val="22"/>
+              </w:rPr>
+              <w:t>运行结果：</w:t>
+            </w:r>
+            <w:r>
+              <w:rPr>
+                <w:rFonts w:ascii="宋体" w:hAnsi="宋体" w:eastAsia="宋体"/>
+                <w:b w:val="0"/>
+                <w:sz w:val="22"/>
+              </w:rPr>
+              <w:t>最终剔除确定错误记录 68 行，清洗后保留 6510 行有效数据；统计异常的 2012 条不直接删除，而是输出异常表供复核。</w:t>
+            </w:r>
+          </w:p>
+          <w:p>
+            <w:pPr>
+              <w:spacing w:after="80"/>
+            </w:pPr>
+            <w:r>
+              <w:rPr>
+                <w:rFonts w:ascii="宋体" w:hAnsi="宋体" w:eastAsia="宋体"/>
+                <w:b/>
+                <w:sz w:val="22"/>
+              </w:rPr>
+              <w:t>（四）数据分析（30 分）</w:t>
+            </w:r>
+          </w:p>
+          <w:p>
+            <w:pPr>
+              <w:spacing w:after="80"/>
+            </w:pPr>
+            <w:r>
+              <w:rPr>
+                <w:rFonts w:ascii="宋体" w:hAnsi="宋体" w:eastAsia="宋体"/>
+                <w:b/>
+                <w:sz w:val="22"/>
+              </w:rPr>
+              <w:t>1. 将数据按销售时间排序并重置行索引（5 分）</w:t>
+            </w:r>
+          </w:p>
+          <w:p>
+            <w:pPr>
+              <w:spacing w:after="80"/>
+            </w:pPr>
+            <w:r>
+              <w:rPr>
+                <w:rFonts w:ascii="宋体" w:hAnsi="宋体" w:eastAsia="宋体"/>
+                <w:b/>
+                <w:sz w:val="22"/>
+              </w:rPr>
+              <w:t>评分要求：</w:t>
+            </w:r>
+            <w:r>
+              <w:rPr>
+                <w:rFonts w:ascii="宋体" w:hAnsi="宋体" w:eastAsia="宋体"/>
+                <w:b w:val="0"/>
+                <w:sz w:val="22"/>
+              </w:rPr>
+              <w:t>将数据按照销售时间进行排序，排序之后重置行索引。</w:t>
+            </w:r>
+          </w:p>
+          <w:p>
+            <w:pPr>
+              <w:spacing w:after="80"/>
+            </w:pPr>
+            <w:r>
+              <w:rPr>
+                <w:rFonts w:ascii="宋体" w:hAnsi="宋体" w:eastAsia="宋体"/>
+                <w:b/>
+                <w:sz w:val="22"/>
+              </w:rPr>
+              <w:t>实现方式：</w:t>
+            </w:r>
+            <w:r>
+              <w:rPr>
+                <w:rFonts w:ascii="宋体" w:hAnsi="宋体" w:eastAsia="宋体"/>
+                <w:b w:val="0"/>
+                <w:sz w:val="22"/>
+              </w:rPr>
+              <w:t>data_cleaning.py 将清洗后的数据按销售时间从小到大排序，并重置行索引（reset_index）。</w:t>
+            </w:r>
+          </w:p>
+          <w:p>
+            <w:pPr>
+              <w:spacing w:after="80"/>
+            </w:pPr>
+            <w:r>
+              <w:rPr>
+                <w:rFonts w:ascii="宋体" w:hAnsi="宋体" w:eastAsia="宋体"/>
+                <w:b/>
+                <w:sz w:val="22"/>
+              </w:rPr>
+              <w:t>运行结果：</w:t>
+            </w:r>
+            <w:r>
+              <w:rPr>
+                <w:rFonts w:ascii="宋体" w:hAnsi="宋体" w:eastAsia="宋体"/>
+                <w:b w:val="0"/>
+                <w:sz w:val="22"/>
+              </w:rPr>
+              <w:t>数据按销售时间升序排列、行索引连续，分析时间范围为 2022-01-01 至 2022-07-19。</w:t>
+            </w:r>
+          </w:p>
+          <w:p>
+            <w:pPr>
+              <w:spacing w:after="80"/>
+            </w:pPr>
+            <w:r>
+              <w:rPr>
+                <w:rFonts w:ascii="宋体" w:hAnsi="宋体" w:eastAsia="宋体"/>
+                <w:b/>
+                <w:sz w:val="22"/>
+              </w:rPr>
+              <w:t>2. 计算月均销售金额（5 分）</w:t>
+            </w:r>
+          </w:p>
+          <w:p>
+            <w:pPr>
+              <w:spacing w:after="80"/>
+            </w:pPr>
+            <w:r>
+              <w:rPr>
+                <w:rFonts w:ascii="宋体" w:hAnsi="宋体" w:eastAsia="宋体"/>
+                <w:b/>
+                <w:sz w:val="22"/>
+              </w:rPr>
+              <w:t>评分要求：</w:t>
+            </w:r>
+            <w:r>
+              <w:rPr>
+                <w:rFonts w:ascii="宋体" w:hAnsi="宋体" w:eastAsia="宋体"/>
+                <w:b w:val="0"/>
+                <w:sz w:val="22"/>
+              </w:rPr>
+              <w:t>计算月均销售金额。</w:t>
+            </w:r>
+          </w:p>
+          <w:p>
+            <w:pPr>
+              <w:spacing w:after="80"/>
+            </w:pPr>
+            <w:r>
+              <w:rPr>
+                <w:rFonts w:ascii="宋体" w:hAnsi="宋体" w:eastAsia="宋体"/>
+                <w:b/>
+                <w:sz w:val="22"/>
+              </w:rPr>
+              <w:t>实现方式：</w:t>
+            </w:r>
+            <w:r>
+              <w:rPr>
+                <w:rFonts w:ascii="宋体" w:hAnsi="宋体" w:eastAsia="宋体"/>
+                <w:b w:val="0"/>
+                <w:sz w:val="22"/>
+              </w:rPr>
+              <w:t>monthly_sales.py 按月份对实收金额进行分组聚合，并计算月均实收金额。</w:t>
+            </w:r>
+          </w:p>
+          <w:p>
+            <w:pPr>
+              <w:spacing w:after="80"/>
+            </w:pPr>
+            <w:r>
+              <w:rPr>
+                <w:rFonts w:ascii="宋体" w:hAnsi="宋体" w:eastAsia="宋体"/>
+                <w:b/>
+                <w:sz w:val="22"/>
+              </w:rPr>
+              <w:t>运行结果：</w:t>
+            </w:r>
+            <w:r>
+              <w:rPr>
+                <w:rFonts w:ascii="宋体" w:hAnsi="宋体" w:eastAsia="宋体"/>
+                <w:b w:val="0"/>
+                <w:sz w:val="22"/>
+              </w:rPr>
+              <w:t>各月份销售统计如下表，月均实收金额为 43434.98 元，其中 2022-01 的实收金额最高，为 49461.19 元。</w:t>
+            </w:r>
+          </w:p>
+          <w:tbl>
+            <w:tblPr>
+              <w:tblW w:type="auto" w:w="0"/>
+              <w:tblLook w:firstColumn="1" w:firstRow="1" w:lastColumn="0" w:lastRow="0" w:noHBand="0" w:noVBand="1" w:val="04A0"/>
+              <w:tblBorders>
+                <w:top w:val="single" w:sz="4" w:space="0" w:color="000000"/>
+                <w:left w:val="single" w:sz="4" w:space="0" w:color="000000"/>
+                <w:bottom w:val="single" w:sz="4" w:space="0" w:color="000000"/>
+                <w:right w:val="single" w:sz="4" w:space="0" w:color="000000"/>
+                <w:insideH w:val="single" w:sz="4" w:space="0" w:color="000000"/>
+                <w:insideV w:val="single" w:sz="4" w:space="0" w:color="000000"/>
+              </w:tblBorders>
+            </w:tblPr>
+            <w:tblGrid>
+              <w:gridCol w:w="2156"/>
+              <w:gridCol w:w="2156"/>
+              <w:gridCol w:w="2156"/>
+              <w:gridCol w:w="2156"/>
+            </w:tblGrid>
+            <w:tr>
+              <w:tc>
+                <w:tcPr>
+                  <w:tcW w:type="dxa" w:w="2156"/>
+                </w:tcPr>
+                <w:p>
+                  <w:pPr>
+                    <w:jc w:val="center"/>
+                  </w:pPr>
+                  <w:r/>
+                  <w:r>
+                    <w:rPr>
+                      <w:rFonts w:ascii="宋体" w:hAnsi="宋体" w:eastAsia="宋体"/>
+                      <w:b/>
+                      <w:sz w:val="20"/>
+                    </w:rPr>
+                    <w:t>月份</w:t>
+                  </w:r>
+                </w:p>
+              </w:tc>
+              <w:tc>
+                <w:tcPr>
+                  <w:tcW w:type="dxa" w:w="2156"/>
+                </w:tcPr>
+                <w:p>
+                  <w:pPr>
+                    <w:jc w:val="center"/>
+                  </w:pPr>
+                  <w:r/>
+                  <w:r>
+                    <w:rPr>
+                      <w:rFonts w:ascii="宋体" w:hAnsi="宋体" w:eastAsia="宋体"/>
+                      <w:b/>
+                      <w:sz w:val="20"/>
+                    </w:rPr>
+                    <w:t>订单数</w:t>
+                  </w:r>
+                </w:p>
+              </w:tc>
+              <w:tc>
+                <w:tcPr>
+                  <w:tcW w:type="dxa" w:w="2156"/>
+                </w:tcPr>
+                <w:p>
+                  <w:pPr>
+                    <w:jc w:val="center"/>
+                  </w:pPr>
+                  <w:r/>
+                  <w:r>
+                    <w:rPr>
+                      <w:rFonts w:ascii="宋体" w:hAnsi="宋体" w:eastAsia="宋体"/>
+                      <w:b/>
+                      <w:sz w:val="20"/>
+                    </w:rPr>
+                    <w:t>销售数量</w:t>
+                  </w:r>
+                </w:p>
+              </w:tc>
+              <w:tc>
+                <w:tcPr>
+                  <w:tcW w:type="dxa" w:w="2156"/>
+                </w:tcPr>
+                <w:p>
+                  <w:pPr>
+                    <w:jc w:val="center"/>
+                  </w:pPr>
+                  <w:r/>
+                  <w:r>
+                    <w:rPr>
+                      <w:rFonts w:ascii="宋体" w:hAnsi="宋体" w:eastAsia="宋体"/>
+                      <w:b/>
+                      <w:sz w:val="20"/>
+                    </w:rPr>
+                    <w:t>实收金额</w:t>
+                  </w:r>
+                </w:p>
+              </w:tc>
+            </w:tr>
+            <w:tr>
+              <w:tc>
+                <w:tcPr>
+                  <w:tcW w:type="dxa" w:w="2156"/>
+                </w:tcPr>
+                <w:p>
+                  <w:r/>
+                  <w:r>
+                    <w:rPr>
+                      <w:rFonts w:ascii="宋体" w:hAnsi="宋体" w:eastAsia="宋体"/>
+                      <w:b w:val="0"/>
+                      <w:sz w:val="20"/>
+                    </w:rPr>
+                    <w:t>2022-01</w:t>
+                  </w:r>
+                </w:p>
+              </w:tc>
+              <w:tc>
+                <w:tcPr>
+                  <w:tcW w:type="dxa" w:w="2156"/>
+                </w:tcPr>
+                <w:p>
+                  <w:pPr>
+                    <w:jc w:val="right"/>
+                  </w:pPr>
+                  <w:r/>
+                  <w:r>
+                    <w:rPr>
+                      <w:rFonts w:ascii="宋体" w:hAnsi="宋体" w:eastAsia="宋体"/>
+                      <w:b w:val="0"/>
+                      <w:sz w:val="20"/>
+                    </w:rPr>
+                    <w:t>1055</w:t>
+                  </w:r>
+                </w:p>
+              </w:tc>
+              <w:tc>
+                <w:tcPr>
+                  <w:tcW w:type="dxa" w:w="2156"/>
+                </w:tcPr>
+                <w:p>
+                  <w:pPr>
+                    <w:jc w:val="right"/>
+                  </w:pPr>
+                  <w:r/>
+                  <w:r>
+                    <w:rPr>
+                      <w:rFonts w:ascii="宋体" w:hAnsi="宋体" w:eastAsia="宋体"/>
+                      <w:b w:val="0"/>
+                      <w:sz w:val="20"/>
+                    </w:rPr>
+                    <w:t>2527</w:t>
+                  </w:r>
+                </w:p>
+              </w:tc>
+              <w:tc>
+                <w:tcPr>
+                  <w:tcW w:type="dxa" w:w="2156"/>
+                </w:tcPr>
+                <w:p>
+                  <w:pPr>
+                    <w:jc w:val="right"/>
+                  </w:pPr>
+                  <w:r/>
+                  <w:r>
+                    <w:rPr>
+                      <w:rFonts w:ascii="宋体" w:hAnsi="宋体" w:eastAsia="宋体"/>
+                      <w:b w:val="0"/>
+                      <w:sz w:val="20"/>
+                    </w:rPr>
+                    <w:t>49461.19</w:t>
+                  </w:r>
+                </w:p>
+              </w:tc>
+            </w:tr>
+            <w:tr>
+              <w:tc>
+                <w:tcPr>
+                  <w:tcW w:type="dxa" w:w="2156"/>
+                </w:tcPr>
+                <w:p>
+                  <w:r/>
+                  <w:r>
+                    <w:rPr>
+                      <w:rFonts w:ascii="宋体" w:hAnsi="宋体" w:eastAsia="宋体"/>
+                      <w:b w:val="0"/>
+                      <w:sz w:val="20"/>
+                    </w:rPr>
+                    <w:t>2022-02</w:t>
+                  </w:r>
+                </w:p>
+              </w:tc>
+              <w:tc>
+                <w:tcPr>
+                  <w:tcW w:type="dxa" w:w="2156"/>
+                </w:tcPr>
+                <w:p>
+                  <w:pPr>
+                    <w:jc w:val="right"/>
+                  </w:pPr>
+                  <w:r/>
+                  <w:r>
+                    <w:rPr>
+                      <w:rFonts w:ascii="宋体" w:hAnsi="宋体" w:eastAsia="宋体"/>
+                      <w:b w:val="0"/>
+                      <w:sz w:val="20"/>
+                    </w:rPr>
+                    <w:t>742</w:t>
+                  </w:r>
+                </w:p>
+              </w:tc>
+              <w:tc>
+                <w:tcPr>
+                  <w:tcW w:type="dxa" w:w="2156"/>
+                </w:tcPr>
+                <w:p>
+                  <w:pPr>
+                    <w:jc w:val="right"/>
+                  </w:pPr>
+                  <w:r/>
+                  <w:r>
+                    <w:rPr>
+                      <w:rFonts w:ascii="宋体" w:hAnsi="宋体" w:eastAsia="宋体"/>
+                      <w:b w:val="0"/>
+                      <w:sz w:val="20"/>
+                    </w:rPr>
+                    <w:t>1858</w:t>
+                  </w:r>
+                </w:p>
+              </w:tc>
+              <w:tc>
+                <w:tcPr>
+                  <w:tcW w:type="dxa" w:w="2156"/>
+                </w:tcPr>
+                <w:p>
+                  <w:pPr>
+                    <w:jc w:val="right"/>
+                  </w:pPr>
+                  <w:r/>
+                  <w:r>
+                    <w:rPr>
+                      <w:rFonts w:ascii="宋体" w:hAnsi="宋体" w:eastAsia="宋体"/>
+                      <w:b w:val="0"/>
+                      <w:sz w:val="20"/>
+                    </w:rPr>
+                    <w:t>38790.38</w:t>
+                  </w:r>
+                </w:p>
+              </w:tc>
+            </w:tr>
+            <w:tr>
+              <w:tc>
+                <w:tcPr>
+                  <w:tcW w:type="dxa" w:w="2156"/>
+                </w:tcPr>
+                <w:p>
+                  <w:r/>
+                  <w:r>
+                    <w:rPr>
+                      <w:rFonts w:ascii="宋体" w:hAnsi="宋体" w:eastAsia="宋体"/>
+                      <w:b w:val="0"/>
+                      <w:sz w:val="20"/>
+                    </w:rPr>
+                    <w:t>2022-03</w:t>
+                  </w:r>
+                </w:p>
+              </w:tc>
+              <w:tc>
+                <w:tcPr>
+                  <w:tcW w:type="dxa" w:w="2156"/>
+                </w:tcPr>
+                <w:p>
+                  <w:pPr>
+                    <w:jc w:val="right"/>
+                  </w:pPr>
+                  <w:r/>
+                  <w:r>
+                    <w:rPr>
+                      <w:rFonts w:ascii="宋体" w:hAnsi="宋体" w:eastAsia="宋体"/>
+                      <w:b w:val="0"/>
+                      <w:sz w:val="20"/>
+                    </w:rPr>
+                    <w:t>990</w:t>
+                  </w:r>
+                </w:p>
+              </w:tc>
+              <w:tc>
+                <w:tcPr>
+                  <w:tcW w:type="dxa" w:w="2156"/>
+                </w:tcPr>
+                <w:p>
+                  <w:pPr>
+                    <w:jc w:val="right"/>
+                  </w:pPr>
+                  <w:r/>
+                  <w:r>
+                    <w:rPr>
+                      <w:rFonts w:ascii="宋体" w:hAnsi="宋体" w:eastAsia="宋体"/>
+                      <w:b w:val="0"/>
+                      <w:sz w:val="20"/>
+                    </w:rPr>
+                    <w:t>2225</w:t>
+                  </w:r>
+                </w:p>
+              </w:tc>
+              <w:tc>
+                <w:tcPr>
+                  <w:tcW w:type="dxa" w:w="2156"/>
+                </w:tcPr>
+                <w:p>
+                  <w:pPr>
+                    <w:jc w:val="right"/>
+                  </w:pPr>
+                  <w:r/>
+                  <w:r>
+                    <w:rPr>
+                      <w:rFonts w:ascii="宋体" w:hAnsi="宋体" w:eastAsia="宋体"/>
+                      <w:b w:val="0"/>
+                      <w:sz w:val="20"/>
+                    </w:rPr>
+                    <w:t>41597.51</w:t>
+                  </w:r>
+                </w:p>
+              </w:tc>
+            </w:tr>
+            <w:tr>
+              <w:tc>
+                <w:tcPr>
+                  <w:tcW w:type="dxa" w:w="2156"/>
+                </w:tcPr>
+                <w:p>
+                  <w:r/>
+                  <w:r>
+                    <w:rPr>
+                      <w:rFonts w:ascii="宋体" w:hAnsi="宋体" w:eastAsia="宋体"/>
+                      <w:b w:val="0"/>
+                      <w:sz w:val="20"/>
+                    </w:rPr>
+                    <w:t>2022-04</w:t>
+                  </w:r>
+                </w:p>
+              </w:tc>
+              <w:tc>
+                <w:tcPr>
+                  <w:tcW w:type="dxa" w:w="2156"/>
+                </w:tcPr>
+                <w:p>
+                  <w:pPr>
+                    <w:jc w:val="right"/>
+                  </w:pPr>
+                  <w:r/>
+                  <w:r>
+                    <w:rPr>
+                      <w:rFonts w:ascii="宋体" w:hAnsi="宋体" w:eastAsia="宋体"/>
+                      <w:b w:val="0"/>
+                      <w:sz w:val="20"/>
+                    </w:rPr>
+                    <w:t>1235</w:t>
+                  </w:r>
+                </w:p>
+              </w:tc>
+              <w:tc>
+                <w:tcPr>
+                  <w:tcW w:type="dxa" w:w="2156"/>
+                </w:tcPr>
+                <w:p>
+                  <w:pPr>
+                    <w:jc w:val="right"/>
+                  </w:pPr>
+                  <w:r/>
+                  <w:r>
+                    <w:rPr>
+                      <w:rFonts w:ascii="宋体" w:hAnsi="宋体" w:eastAsia="宋体"/>
+                      <w:b w:val="0"/>
+                      <w:sz w:val="20"/>
+                    </w:rPr>
+                    <w:t>3012</w:t>
+                  </w:r>
+                </w:p>
+              </w:tc>
+              <w:tc>
+                <w:tcPr>
+                  <w:tcW w:type="dxa" w:w="2156"/>
+                </w:tcPr>
+                <w:p>
+                  <w:pPr>
+                    <w:jc w:val="right"/>
+                  </w:pPr>
+                  <w:r/>
+                  <w:r>
+                    <w:rPr>
+                      <w:rFonts w:ascii="宋体" w:hAnsi="宋体" w:eastAsia="宋体"/>
+                      <w:b w:val="0"/>
+                      <w:sz w:val="20"/>
+                    </w:rPr>
+                    <w:t>48822.56</w:t>
+                  </w:r>
+                </w:p>
+              </w:tc>
+            </w:tr>
+            <w:tr>
+              <w:tc>
+                <w:tcPr>
+                  <w:tcW w:type="dxa" w:w="2156"/>
+                </w:tcPr>
+                <w:p>
+                  <w:r/>
+                  <w:r>
+                    <w:rPr>
+                      <w:rFonts w:ascii="宋体" w:hAnsi="宋体" w:eastAsia="宋体"/>
+                      <w:b w:val="0"/>
+                      <w:sz w:val="20"/>
+                    </w:rPr>
+                    <w:t>2022-05</w:t>
+                  </w:r>
+                </w:p>
+              </w:tc>
+              <w:tc>
+                <w:tcPr>
+                  <w:tcW w:type="dxa" w:w="2156"/>
+                </w:tcPr>
+                <w:p>
+                  <w:pPr>
+                    <w:jc w:val="right"/>
+                  </w:pPr>
+                  <w:r/>
+                  <w:r>
+                    <w:rPr>
+                      <w:rFonts w:ascii="宋体" w:hAnsi="宋体" w:eastAsia="宋体"/>
+                      <w:b w:val="0"/>
+                      <w:sz w:val="20"/>
+                    </w:rPr>
+                    <w:t>952</w:t>
+                  </w:r>
+                </w:p>
+              </w:tc>
+              <w:tc>
+                <w:tcPr>
+                  <w:tcW w:type="dxa" w:w="2156"/>
+                </w:tcPr>
+                <w:p>
+                  <w:pPr>
+                    <w:jc w:val="right"/>
+                  </w:pPr>
+                  <w:r/>
+                  <w:r>
+                    <w:rPr>
+                      <w:rFonts w:ascii="宋体" w:hAnsi="宋体" w:eastAsia="宋体"/>
+                      <w:b w:val="0"/>
+                      <w:sz w:val="20"/>
+                    </w:rPr>
+                    <w:t>2225</w:t>
+                  </w:r>
+                </w:p>
+              </w:tc>
+              <w:tc>
+                <w:tcPr>
+                  <w:tcW w:type="dxa" w:w="2156"/>
+                </w:tcPr>
+                <w:p>
+                  <w:pPr>
+                    <w:jc w:val="right"/>
+                  </w:pPr>
+                  <w:r/>
+                  <w:r>
+                    <w:rPr>
+                      <w:rFonts w:ascii="宋体" w:hAnsi="宋体" w:eastAsia="宋体"/>
+                      <w:b w:val="0"/>
+                      <w:sz w:val="20"/>
+                    </w:rPr>
+                    <w:t>46925.27</w:t>
+                  </w:r>
+                </w:p>
+              </w:tc>
+            </w:tr>
+            <w:tr>
+              <w:tc>
+                <w:tcPr>
+                  <w:tcW w:type="dxa" w:w="2156"/>
+                </w:tcPr>
+                <w:p>
+                  <w:r/>
+                  <w:r>
+                    <w:rPr>
+                      <w:rFonts w:ascii="宋体" w:hAnsi="宋体" w:eastAsia="宋体"/>
+                      <w:b w:val="0"/>
+                      <w:sz w:val="20"/>
+                    </w:rPr>
+                    <w:t>2022-06</w:t>
+                  </w:r>
+                </w:p>
+              </w:tc>
+              <w:tc>
+                <w:tcPr>
+                  <w:tcW w:type="dxa" w:w="2156"/>
+                </w:tcPr>
+                <w:p>
+                  <w:pPr>
+                    <w:jc w:val="right"/>
+                  </w:pPr>
+                  <w:r/>
+                  <w:r>
+                    <w:rPr>
+                      <w:rFonts w:ascii="宋体" w:hAnsi="宋体" w:eastAsia="宋体"/>
+                      <w:b w:val="0"/>
+                      <w:sz w:val="20"/>
+                    </w:rPr>
+                    <w:t>909</w:t>
+                  </w:r>
+                </w:p>
+              </w:tc>
+              <w:tc>
+                <w:tcPr>
+                  <w:tcW w:type="dxa" w:w="2156"/>
+                </w:tcPr>
+                <w:p>
+                  <w:pPr>
+                    <w:jc w:val="right"/>
+                  </w:pPr>
+                  <w:r/>
+                  <w:r>
+                    <w:rPr>
+                      <w:rFonts w:ascii="宋体" w:hAnsi="宋体" w:eastAsia="宋体"/>
+                      <w:b w:val="0"/>
+                      <w:sz w:val="20"/>
+                    </w:rPr>
+                    <w:t>2328</w:t>
+                  </w:r>
+                </w:p>
+              </w:tc>
+              <w:tc>
+                <w:tcPr>
+                  <w:tcW w:type="dxa" w:w="2156"/>
+                </w:tcPr>
+                <w:p>
+                  <w:pPr>
+                    <w:jc w:val="right"/>
+                  </w:pPr>
+                  <w:r/>
+                  <w:r>
+                    <w:rPr>
+                      <w:rFonts w:ascii="宋体" w:hAnsi="宋体" w:eastAsia="宋体"/>
+                      <w:b w:val="0"/>
+                      <w:sz w:val="20"/>
+                    </w:rPr>
+                    <w:t>48327.70</w:t>
+                  </w:r>
+                </w:p>
+              </w:tc>
+            </w:tr>
+            <w:tr>
+              <w:tc>
+                <w:tcPr>
+                  <w:tcW w:type="dxa" w:w="2156"/>
+                </w:tcPr>
+                <w:p>
+                  <w:r/>
+                  <w:r>
+                    <w:rPr>
+                      <w:rFonts w:ascii="宋体" w:hAnsi="宋体" w:eastAsia="宋体"/>
+                      <w:b w:val="0"/>
+                      <w:sz w:val="20"/>
+                    </w:rPr>
+                    <w:t>2022-07</w:t>
+                  </w:r>
+                </w:p>
+              </w:tc>
+              <w:tc>
+                <w:tcPr>
+                  <w:tcW w:type="dxa" w:w="2156"/>
+                </w:tcPr>
+                <w:p>
+                  <w:pPr>
+                    <w:jc w:val="right"/>
+                  </w:pPr>
+                  <w:r/>
+                  <w:r>
+                    <w:rPr>
+                      <w:rFonts w:ascii="宋体" w:hAnsi="宋体" w:eastAsia="宋体"/>
+                      <w:b w:val="0"/>
+                      <w:sz w:val="20"/>
+                    </w:rPr>
+                    <w:t>627</w:t>
+                  </w:r>
+                </w:p>
+              </w:tc>
+              <w:tc>
+                <w:tcPr>
+                  <w:tcW w:type="dxa" w:w="2156"/>
+                </w:tcPr>
+                <w:p>
+                  <w:pPr>
+                    <w:jc w:val="right"/>
+                  </w:pPr>
+                  <w:r/>
+                  <w:r>
+                    <w:rPr>
+                      <w:rFonts w:ascii="宋体" w:hAnsi="宋体" w:eastAsia="宋体"/>
+                      <w:b w:val="0"/>
+                      <w:sz w:val="20"/>
+                    </w:rPr>
+                    <w:t>1483</w:t>
+                  </w:r>
+                </w:p>
+              </w:tc>
+              <w:tc>
+                <w:tcPr>
+                  <w:tcW w:type="dxa" w:w="2156"/>
+                </w:tcPr>
+                <w:p>
+                  <w:pPr>
+                    <w:jc w:val="right"/>
+                  </w:pPr>
+                  <w:r/>
+                  <w:r>
+                    <w:rPr>
+                      <w:rFonts w:ascii="宋体" w:hAnsi="宋体" w:eastAsia="宋体"/>
+                      <w:b w:val="0"/>
+                      <w:sz w:val="20"/>
+                    </w:rPr>
+                    <w:t>30120.22</w:t>
+                  </w:r>
+                </w:p>
+              </w:tc>
+            </w:tr>
+          </w:tbl>
+          <w:p/>
+          <w:p>
+            <w:pPr>
+              <w:spacing w:after="80"/>
+            </w:pPr>
+            <w:r>
+              <w:rPr>
+                <w:rFonts w:ascii="宋体" w:hAnsi="宋体" w:eastAsia="宋体"/>
+                <w:b/>
+                <w:sz w:val="22"/>
+              </w:rPr>
+              <w:t>3. 绘制销售时间与实收金额的关系（5 分）</w:t>
+            </w:r>
+          </w:p>
+          <w:p>
+            <w:pPr>
+              <w:spacing w:after="80"/>
+            </w:pPr>
+            <w:r>
+              <w:rPr>
+                <w:rFonts w:ascii="宋体" w:hAnsi="宋体" w:eastAsia="宋体"/>
+                <w:b/>
+                <w:sz w:val="22"/>
+              </w:rPr>
+              <w:t>评分要求：</w:t>
+            </w:r>
+            <w:r>
+              <w:rPr>
+                <w:rFonts w:ascii="宋体" w:hAnsi="宋体" w:eastAsia="宋体"/>
+                <w:b w:val="0"/>
+                <w:sz w:val="22"/>
+              </w:rPr>
+              <w:t>绘制销售时间与实收金额的关系。</w:t>
+            </w:r>
+          </w:p>
+          <w:p>
+            <w:pPr>
+              <w:spacing w:after="80"/>
+            </w:pPr>
+            <w:r>
+              <w:rPr>
+                <w:rFonts w:ascii="宋体" w:hAnsi="宋体" w:eastAsia="宋体"/>
+                <w:b/>
+                <w:sz w:val="22"/>
+              </w:rPr>
+              <w:t>实现方式：</w:t>
+            </w:r>
+            <w:r>
+              <w:rPr>
+                <w:rFonts w:ascii="宋体" w:hAnsi="宋体" w:eastAsia="宋体"/>
+                <w:b w:val="0"/>
+                <w:sz w:val="22"/>
+              </w:rPr>
+              <w:t>time_actual_relationship.py 汇总每日实收金额并生成销售时间与实收金额关系图。</w:t>
+            </w:r>
+          </w:p>
+          <w:p>
+            <w:pPr>
+              <w:spacing w:after="80"/>
+            </w:pPr>
+            <w:r>
+              <w:rPr>
+                <w:rFonts w:ascii="宋体" w:hAnsi="宋体" w:eastAsia="宋体"/>
+                <w:b/>
+                <w:sz w:val="22"/>
+              </w:rPr>
+              <w:t>运行结果：</w:t>
+            </w:r>
+            <w:r>
+              <w:rPr>
+                <w:rFonts w:ascii="宋体" w:hAnsi="宋体" w:eastAsia="宋体"/>
+                <w:b w:val="0"/>
+                <w:sz w:val="22"/>
+              </w:rPr>
+              <w:t>每日实收金额波动明显，部分日期存在高峰；高峰通常与大额或批量购药记录有关，因此在清洗中作为统计异常保留复核，未直接删除。</w:t>
             </w:r>
           </w:p>
           <w:p>
@@ -1367,6 +2799,859 @@
           </w:p>
           <w:p>
             <w:pPr>
+              <w:spacing w:after="80"/>
+            </w:pPr>
+            <w:r>
+              <w:rPr>
+                <w:rFonts w:ascii="宋体" w:hAnsi="宋体" w:eastAsia="宋体"/>
+                <w:b/>
+                <w:sz w:val="22"/>
+              </w:rPr>
+              <w:t>4. 根据星期分组统计销售数量、应收和实收金额（5 分）</w:t>
+            </w:r>
+          </w:p>
+          <w:p>
+            <w:pPr>
+              <w:spacing w:after="80"/>
+            </w:pPr>
+            <w:r>
+              <w:rPr>
+                <w:rFonts w:ascii="宋体" w:hAnsi="宋体" w:eastAsia="宋体"/>
+                <w:b/>
+                <w:sz w:val="22"/>
+              </w:rPr>
+              <w:t>评分要求：</w:t>
+            </w:r>
+            <w:r>
+              <w:rPr>
+                <w:rFonts w:ascii="宋体" w:hAnsi="宋体" w:eastAsia="宋体"/>
+                <w:b w:val="0"/>
+                <w:sz w:val="22"/>
+              </w:rPr>
+              <w:t>根据星期分组，统计每星期销售数量、应收和实收金额的关系。</w:t>
+            </w:r>
+          </w:p>
+          <w:p>
+            <w:pPr>
+              <w:spacing w:after="80"/>
+            </w:pPr>
+            <w:r>
+              <w:rPr>
+                <w:rFonts w:ascii="宋体" w:hAnsi="宋体" w:eastAsia="宋体"/>
+                <w:b/>
+                <w:sz w:val="22"/>
+              </w:rPr>
+              <w:t>实现方式：</w:t>
+            </w:r>
+            <w:r>
+              <w:rPr>
+                <w:rFonts w:ascii="宋体" w:hAnsi="宋体" w:eastAsia="宋体"/>
+                <w:b w:val="0"/>
+                <w:sz w:val="22"/>
+              </w:rPr>
+              <w:t>weekday_sales.py 按星期（由销售时间重算）分组，统计订单数、销售数量、应收金额和实收金额，并生成星期统计图。</w:t>
+            </w:r>
+          </w:p>
+          <w:p>
+            <w:pPr>
+              <w:spacing w:after="80"/>
+            </w:pPr>
+            <w:r>
+              <w:rPr>
+                <w:rFonts w:ascii="宋体" w:hAnsi="宋体" w:eastAsia="宋体"/>
+                <w:b/>
+                <w:sz w:val="22"/>
+              </w:rPr>
+              <w:t>运行结果：</w:t>
+            </w:r>
+            <w:r>
+              <w:rPr>
+                <w:rFonts w:ascii="宋体" w:hAnsi="宋体" w:eastAsia="宋体"/>
+                <w:b w:val="0"/>
+                <w:sz w:val="22"/>
+              </w:rPr>
+              <w:t>各星期销售统计如下表，星期五的订单数、销售数量、应收金额和实收金额均较高，是一周中销售表现最突出的日期。</w:t>
+            </w:r>
+          </w:p>
+          <w:tbl>
+            <w:tblPr>
+              <w:tblW w:type="auto" w:w="0"/>
+              <w:tblLook w:firstColumn="1" w:firstRow="1" w:lastColumn="0" w:lastRow="0" w:noHBand="0" w:noVBand="1" w:val="04A0"/>
+              <w:tblBorders>
+                <w:top w:val="single" w:sz="4" w:space="0" w:color="000000"/>
+                <w:left w:val="single" w:sz="4" w:space="0" w:color="000000"/>
+                <w:bottom w:val="single" w:sz="4" w:space="0" w:color="000000"/>
+                <w:right w:val="single" w:sz="4" w:space="0" w:color="000000"/>
+                <w:insideH w:val="single" w:sz="4" w:space="0" w:color="000000"/>
+                <w:insideV w:val="single" w:sz="4" w:space="0" w:color="000000"/>
+              </w:tblBorders>
+            </w:tblPr>
+            <w:tblGrid>
+              <w:gridCol w:w="1725"/>
+              <w:gridCol w:w="1725"/>
+              <w:gridCol w:w="1725"/>
+              <w:gridCol w:w="1725"/>
+              <w:gridCol w:w="1725"/>
+            </w:tblGrid>
+            <w:tr>
+              <w:tc>
+                <w:tcPr>
+                  <w:tcW w:type="dxa" w:w="1725"/>
+                </w:tcPr>
+                <w:p>
+                  <w:pPr>
+                    <w:jc w:val="center"/>
+                  </w:pPr>
+                  <w:r/>
+                  <w:r>
+                    <w:rPr>
+                      <w:rFonts w:ascii="宋体" w:hAnsi="宋体" w:eastAsia="宋体"/>
+                      <w:b/>
+                      <w:sz w:val="20"/>
+                    </w:rPr>
+                    <w:t>星期</w:t>
+                  </w:r>
+                </w:p>
+              </w:tc>
+              <w:tc>
+                <w:tcPr>
+                  <w:tcW w:type="dxa" w:w="1725"/>
+                </w:tcPr>
+                <w:p>
+                  <w:pPr>
+                    <w:jc w:val="center"/>
+                  </w:pPr>
+                  <w:r/>
+                  <w:r>
+                    <w:rPr>
+                      <w:rFonts w:ascii="宋体" w:hAnsi="宋体" w:eastAsia="宋体"/>
+                      <w:b/>
+                      <w:sz w:val="20"/>
+                    </w:rPr>
+                    <w:t>订单数</w:t>
+                  </w:r>
+                </w:p>
+              </w:tc>
+              <w:tc>
+                <w:tcPr>
+                  <w:tcW w:type="dxa" w:w="1725"/>
+                </w:tcPr>
+                <w:p>
+                  <w:pPr>
+                    <w:jc w:val="center"/>
+                  </w:pPr>
+                  <w:r/>
+                  <w:r>
+                    <w:rPr>
+                      <w:rFonts w:ascii="宋体" w:hAnsi="宋体" w:eastAsia="宋体"/>
+                      <w:b/>
+                      <w:sz w:val="20"/>
+                    </w:rPr>
+                    <w:t>销售数量</w:t>
+                  </w:r>
+                </w:p>
+              </w:tc>
+              <w:tc>
+                <w:tcPr>
+                  <w:tcW w:type="dxa" w:w="1725"/>
+                </w:tcPr>
+                <w:p>
+                  <w:pPr>
+                    <w:jc w:val="center"/>
+                  </w:pPr>
+                  <w:r/>
+                  <w:r>
+                    <w:rPr>
+                      <w:rFonts w:ascii="宋体" w:hAnsi="宋体" w:eastAsia="宋体"/>
+                      <w:b/>
+                      <w:sz w:val="20"/>
+                    </w:rPr>
+                    <w:t>应收金额</w:t>
+                  </w:r>
+                </w:p>
+              </w:tc>
+              <w:tc>
+                <w:tcPr>
+                  <w:tcW w:type="dxa" w:w="1725"/>
+                </w:tcPr>
+                <w:p>
+                  <w:pPr>
+                    <w:jc w:val="center"/>
+                  </w:pPr>
+                  <w:r/>
+                  <w:r>
+                    <w:rPr>
+                      <w:rFonts w:ascii="宋体" w:hAnsi="宋体" w:eastAsia="宋体"/>
+                      <w:b/>
+                      <w:sz w:val="20"/>
+                    </w:rPr>
+                    <w:t>实收金额</w:t>
+                  </w:r>
+                </w:p>
+              </w:tc>
+            </w:tr>
+            <w:tr>
+              <w:tc>
+                <w:tcPr>
+                  <w:tcW w:type="dxa" w:w="1725"/>
+                </w:tcPr>
+                <w:p>
+                  <w:r/>
+                  <w:r>
+                    <w:rPr>
+                      <w:rFonts w:ascii="宋体" w:hAnsi="宋体" w:eastAsia="宋体"/>
+                      <w:b w:val="0"/>
+                      <w:sz w:val="20"/>
+                    </w:rPr>
+                    <w:t>星期一</w:t>
+                  </w:r>
+                </w:p>
+              </w:tc>
+              <w:tc>
+                <w:tcPr>
+                  <w:tcW w:type="dxa" w:w="1725"/>
+                </w:tcPr>
+                <w:p>
+                  <w:pPr>
+                    <w:jc w:val="right"/>
+                  </w:pPr>
+                  <w:r/>
+                  <w:r>
+                    <w:rPr>
+                      <w:rFonts w:ascii="宋体" w:hAnsi="宋体" w:eastAsia="宋体"/>
+                      <w:b w:val="0"/>
+                      <w:sz w:val="20"/>
+                    </w:rPr>
+                    <w:t>778</w:t>
+                  </w:r>
+                </w:p>
+              </w:tc>
+              <w:tc>
+                <w:tcPr>
+                  <w:tcW w:type="dxa" w:w="1725"/>
+                </w:tcPr>
+                <w:p>
+                  <w:pPr>
+                    <w:jc w:val="right"/>
+                  </w:pPr>
+                  <w:r/>
+                  <w:r>
+                    <w:rPr>
+                      <w:rFonts w:ascii="宋体" w:hAnsi="宋体" w:eastAsia="宋体"/>
+                      <w:b w:val="0"/>
+                      <w:sz w:val="20"/>
+                    </w:rPr>
+                    <w:t>1847</w:t>
+                  </w:r>
+                </w:p>
+              </w:tc>
+              <w:tc>
+                <w:tcPr>
+                  <w:tcW w:type="dxa" w:w="1725"/>
+                </w:tcPr>
+                <w:p>
+                  <w:pPr>
+                    <w:jc w:val="right"/>
+                  </w:pPr>
+                  <w:r/>
+                  <w:r>
+                    <w:rPr>
+                      <w:rFonts w:ascii="宋体" w:hAnsi="宋体" w:eastAsia="宋体"/>
+                      <w:b w:val="0"/>
+                      <w:sz w:val="20"/>
+                    </w:rPr>
+                    <w:t>41265.10</w:t>
+                  </w:r>
+                </w:p>
+              </w:tc>
+              <w:tc>
+                <w:tcPr>
+                  <w:tcW w:type="dxa" w:w="1725"/>
+                </w:tcPr>
+                <w:p>
+                  <w:pPr>
+                    <w:jc w:val="right"/>
+                  </w:pPr>
+                  <w:r/>
+                  <w:r>
+                    <w:rPr>
+                      <w:rFonts w:ascii="宋体" w:hAnsi="宋体" w:eastAsia="宋体"/>
+                      <w:b w:val="0"/>
+                      <w:sz w:val="20"/>
+                    </w:rPr>
+                    <w:t>38123.47</w:t>
+                  </w:r>
+                </w:p>
+              </w:tc>
+            </w:tr>
+            <w:tr>
+              <w:tc>
+                <w:tcPr>
+                  <w:tcW w:type="dxa" w:w="1725"/>
+                </w:tcPr>
+                <w:p>
+                  <w:r/>
+                  <w:r>
+                    <w:rPr>
+                      <w:rFonts w:ascii="宋体" w:hAnsi="宋体" w:eastAsia="宋体"/>
+                      <w:b w:val="0"/>
+                      <w:sz w:val="20"/>
+                    </w:rPr>
+                    <w:t>星期二</w:t>
+                  </w:r>
+                </w:p>
+              </w:tc>
+              <w:tc>
+                <w:tcPr>
+                  <w:tcW w:type="dxa" w:w="1725"/>
+                </w:tcPr>
+                <w:p>
+                  <w:pPr>
+                    <w:jc w:val="right"/>
+                  </w:pPr>
+                  <w:r/>
+                  <w:r>
+                    <w:rPr>
+                      <w:rFonts w:ascii="宋体" w:hAnsi="宋体" w:eastAsia="宋体"/>
+                      <w:b w:val="0"/>
+                      <w:sz w:val="20"/>
+                    </w:rPr>
+                    <w:t>976</w:t>
+                  </w:r>
+                </w:p>
+              </w:tc>
+              <w:tc>
+                <w:tcPr>
+                  <w:tcW w:type="dxa" w:w="1725"/>
+                </w:tcPr>
+                <w:p>
+                  <w:pPr>
+                    <w:jc w:val="right"/>
+                  </w:pPr>
+                  <w:r/>
+                  <w:r>
+                    <w:rPr>
+                      <w:rFonts w:ascii="宋体" w:hAnsi="宋体" w:eastAsia="宋体"/>
+                      <w:b w:val="0"/>
+                      <w:sz w:val="20"/>
+                    </w:rPr>
+                    <w:t>2315</w:t>
+                  </w:r>
+                </w:p>
+              </w:tc>
+              <w:tc>
+                <w:tcPr>
+                  <w:tcW w:type="dxa" w:w="1725"/>
+                </w:tcPr>
+                <w:p>
+                  <w:pPr>
+                    <w:jc w:val="right"/>
+                  </w:pPr>
+                  <w:r/>
+                  <w:r>
+                    <w:rPr>
+                      <w:rFonts w:ascii="宋体" w:hAnsi="宋体" w:eastAsia="宋体"/>
+                      <w:b w:val="0"/>
+                      <w:sz w:val="20"/>
+                    </w:rPr>
+                    <w:t>45814.40</w:t>
+                  </w:r>
+                </w:p>
+              </w:tc>
+              <w:tc>
+                <w:tcPr>
+                  <w:tcW w:type="dxa" w:w="1725"/>
+                </w:tcPr>
+                <w:p>
+                  <w:pPr>
+                    <w:jc w:val="right"/>
+                  </w:pPr>
+                  <w:r/>
+                  <w:r>
+                    <w:rPr>
+                      <w:rFonts w:ascii="宋体" w:hAnsi="宋体" w:eastAsia="宋体"/>
+                      <w:b w:val="0"/>
+                      <w:sz w:val="20"/>
+                    </w:rPr>
+                    <w:t>41934.47</w:t>
+                  </w:r>
+                </w:p>
+              </w:tc>
+            </w:tr>
+            <w:tr>
+              <w:tc>
+                <w:tcPr>
+                  <w:tcW w:type="dxa" w:w="1725"/>
+                </w:tcPr>
+                <w:p>
+                  <w:r/>
+                  <w:r>
+                    <w:rPr>
+                      <w:rFonts w:ascii="宋体" w:hAnsi="宋体" w:eastAsia="宋体"/>
+                      <w:b w:val="0"/>
+                      <w:sz w:val="20"/>
+                    </w:rPr>
+                    <w:t>星期三</w:t>
+                  </w:r>
+                </w:p>
+              </w:tc>
+              <w:tc>
+                <w:tcPr>
+                  <w:tcW w:type="dxa" w:w="1725"/>
+                </w:tcPr>
+                <w:p>
+                  <w:pPr>
+                    <w:jc w:val="right"/>
+                  </w:pPr>
+                  <w:r/>
+                  <w:r>
+                    <w:rPr>
+                      <w:rFonts w:ascii="宋体" w:hAnsi="宋体" w:eastAsia="宋体"/>
+                      <w:b w:val="0"/>
+                      <w:sz w:val="20"/>
+                    </w:rPr>
+                    <w:t>961</w:t>
+                  </w:r>
+                </w:p>
+              </w:tc>
+              <w:tc>
+                <w:tcPr>
+                  <w:tcW w:type="dxa" w:w="1725"/>
+                </w:tcPr>
+                <w:p>
+                  <w:pPr>
+                    <w:jc w:val="right"/>
+                  </w:pPr>
+                  <w:r/>
+                  <w:r>
+                    <w:rPr>
+                      <w:rFonts w:ascii="宋体" w:hAnsi="宋体" w:eastAsia="宋体"/>
+                      <w:b w:val="0"/>
+                      <w:sz w:val="20"/>
+                    </w:rPr>
+                    <w:t>2373</w:t>
+                  </w:r>
+                </w:p>
+              </w:tc>
+              <w:tc>
+                <w:tcPr>
+                  <w:tcW w:type="dxa" w:w="1725"/>
+                </w:tcPr>
+                <w:p>
+                  <w:pPr>
+                    <w:jc w:val="right"/>
+                  </w:pPr>
+                  <w:r/>
+                  <w:r>
+                    <w:rPr>
+                      <w:rFonts w:ascii="宋体" w:hAnsi="宋体" w:eastAsia="宋体"/>
+                      <w:b w:val="0"/>
+                      <w:sz w:val="20"/>
+                    </w:rPr>
+                    <w:t>49218.30</w:t>
+                  </w:r>
+                </w:p>
+              </w:tc>
+              <w:tc>
+                <w:tcPr>
+                  <w:tcW w:type="dxa" w:w="1725"/>
+                </w:tcPr>
+                <w:p>
+                  <w:pPr>
+                    <w:jc w:val="right"/>
+                  </w:pPr>
+                  <w:r/>
+                  <w:r>
+                    <w:rPr>
+                      <w:rFonts w:ascii="宋体" w:hAnsi="宋体" w:eastAsia="宋体"/>
+                      <w:b w:val="0"/>
+                      <w:sz w:val="20"/>
+                    </w:rPr>
+                    <w:t>45466.81</w:t>
+                  </w:r>
+                </w:p>
+              </w:tc>
+            </w:tr>
+            <w:tr>
+              <w:tc>
+                <w:tcPr>
+                  <w:tcW w:type="dxa" w:w="1725"/>
+                </w:tcPr>
+                <w:p>
+                  <w:r/>
+                  <w:r>
+                    <w:rPr>
+                      <w:rFonts w:ascii="宋体" w:hAnsi="宋体" w:eastAsia="宋体"/>
+                      <w:b w:val="0"/>
+                      <w:sz w:val="20"/>
+                    </w:rPr>
+                    <w:t>星期四</w:t>
+                  </w:r>
+                </w:p>
+              </w:tc>
+              <w:tc>
+                <w:tcPr>
+                  <w:tcW w:type="dxa" w:w="1725"/>
+                </w:tcPr>
+                <w:p>
+                  <w:pPr>
+                    <w:jc w:val="right"/>
+                  </w:pPr>
+                  <w:r/>
+                  <w:r>
+                    <w:rPr>
+                      <w:rFonts w:ascii="宋体" w:hAnsi="宋体" w:eastAsia="宋体"/>
+                      <w:b w:val="0"/>
+                      <w:sz w:val="20"/>
+                    </w:rPr>
+                    <w:t>692</w:t>
+                  </w:r>
+                </w:p>
+              </w:tc>
+              <w:tc>
+                <w:tcPr>
+                  <w:tcW w:type="dxa" w:w="1725"/>
+                </w:tcPr>
+                <w:p>
+                  <w:pPr>
+                    <w:jc w:val="right"/>
+                  </w:pPr>
+                  <w:r/>
+                  <w:r>
+                    <w:rPr>
+                      <w:rFonts w:ascii="宋体" w:hAnsi="宋体" w:eastAsia="宋体"/>
+                      <w:b w:val="0"/>
+                      <w:sz w:val="20"/>
+                    </w:rPr>
+                    <w:t>1718</w:t>
+                  </w:r>
+                </w:p>
+              </w:tc>
+              <w:tc>
+                <w:tcPr>
+                  <w:tcW w:type="dxa" w:w="1725"/>
+                </w:tcPr>
+                <w:p>
+                  <w:pPr>
+                    <w:jc w:val="right"/>
+                  </w:pPr>
+                  <w:r/>
+                  <w:r>
+                    <w:rPr>
+                      <w:rFonts w:ascii="宋体" w:hAnsi="宋体" w:eastAsia="宋体"/>
+                      <w:b w:val="0"/>
+                      <w:sz w:val="20"/>
+                    </w:rPr>
+                    <w:t>37885.30</w:t>
+                  </w:r>
+                </w:p>
+              </w:tc>
+              <w:tc>
+                <w:tcPr>
+                  <w:tcW w:type="dxa" w:w="1725"/>
+                </w:tcPr>
+                <w:p>
+                  <w:pPr>
+                    <w:jc w:val="right"/>
+                  </w:pPr>
+                  <w:r/>
+                  <w:r>
+                    <w:rPr>
+                      <w:rFonts w:ascii="宋体" w:hAnsi="宋体" w:eastAsia="宋体"/>
+                      <w:b w:val="0"/>
+                      <w:sz w:val="20"/>
+                    </w:rPr>
+                    <w:t>35187.31</w:t>
+                  </w:r>
+                </w:p>
+              </w:tc>
+            </w:tr>
+            <w:tr>
+              <w:tc>
+                <w:tcPr>
+                  <w:tcW w:type="dxa" w:w="1725"/>
+                </w:tcPr>
+                <w:p>
+                  <w:r/>
+                  <w:r>
+                    <w:rPr>
+                      <w:rFonts w:ascii="宋体" w:hAnsi="宋体" w:eastAsia="宋体"/>
+                      <w:b w:val="0"/>
+                      <w:sz w:val="20"/>
+                    </w:rPr>
+                    <w:t>星期五</w:t>
+                  </w:r>
+                </w:p>
+              </w:tc>
+              <w:tc>
+                <w:tcPr>
+                  <w:tcW w:type="dxa" w:w="1725"/>
+                </w:tcPr>
+                <w:p>
+                  <w:pPr>
+                    <w:jc w:val="right"/>
+                  </w:pPr>
+                  <w:r/>
+                  <w:r>
+                    <w:rPr>
+                      <w:rFonts w:ascii="宋体" w:hAnsi="宋体" w:eastAsia="宋体"/>
+                      <w:b w:val="0"/>
+                      <w:sz w:val="20"/>
+                    </w:rPr>
+                    <w:t>1160</w:t>
+                  </w:r>
+                </w:p>
+              </w:tc>
+              <w:tc>
+                <w:tcPr>
+                  <w:tcW w:type="dxa" w:w="1725"/>
+                </w:tcPr>
+                <w:p>
+                  <w:pPr>
+                    <w:jc w:val="right"/>
+                  </w:pPr>
+                  <w:r/>
+                  <w:r>
+                    <w:rPr>
+                      <w:rFonts w:ascii="宋体" w:hAnsi="宋体" w:eastAsia="宋体"/>
+                      <w:b w:val="0"/>
+                      <w:sz w:val="20"/>
+                    </w:rPr>
+                    <w:t>2831</w:t>
+                  </w:r>
+                </w:p>
+              </w:tc>
+              <w:tc>
+                <w:tcPr>
+                  <w:tcW w:type="dxa" w:w="1725"/>
+                </w:tcPr>
+                <w:p>
+                  <w:pPr>
+                    <w:jc w:val="right"/>
+                  </w:pPr>
+                  <w:r/>
+                  <w:r>
+                    <w:rPr>
+                      <w:rFonts w:ascii="宋体" w:hAnsi="宋体" w:eastAsia="宋体"/>
+                      <w:b w:val="0"/>
+                      <w:sz w:val="20"/>
+                    </w:rPr>
+                    <w:t>56446.30</w:t>
+                  </w:r>
+                </w:p>
+              </w:tc>
+              <w:tc>
+                <w:tcPr>
+                  <w:tcW w:type="dxa" w:w="1725"/>
+                </w:tcPr>
+                <w:p>
+                  <w:pPr>
+                    <w:jc w:val="right"/>
+                  </w:pPr>
+                  <w:r/>
+                  <w:r>
+                    <w:rPr>
+                      <w:rFonts w:ascii="宋体" w:hAnsi="宋体" w:eastAsia="宋体"/>
+                      <w:b w:val="0"/>
+                      <w:sz w:val="20"/>
+                    </w:rPr>
+                    <w:t>51284.66</w:t>
+                  </w:r>
+                </w:p>
+              </w:tc>
+            </w:tr>
+            <w:tr>
+              <w:tc>
+                <w:tcPr>
+                  <w:tcW w:type="dxa" w:w="1725"/>
+                </w:tcPr>
+                <w:p>
+                  <w:r/>
+                  <w:r>
+                    <w:rPr>
+                      <w:rFonts w:ascii="宋体" w:hAnsi="宋体" w:eastAsia="宋体"/>
+                      <w:b w:val="0"/>
+                      <w:sz w:val="20"/>
+                    </w:rPr>
+                    <w:t>星期六</w:t>
+                  </w:r>
+                </w:p>
+              </w:tc>
+              <w:tc>
+                <w:tcPr>
+                  <w:tcW w:type="dxa" w:w="1725"/>
+                </w:tcPr>
+                <w:p>
+                  <w:pPr>
+                    <w:jc w:val="right"/>
+                  </w:pPr>
+                  <w:r/>
+                  <w:r>
+                    <w:rPr>
+                      <w:rFonts w:ascii="宋体" w:hAnsi="宋体" w:eastAsia="宋体"/>
+                      <w:b w:val="0"/>
+                      <w:sz w:val="20"/>
+                    </w:rPr>
+                    <w:t>1028</w:t>
+                  </w:r>
+                </w:p>
+              </w:tc>
+              <w:tc>
+                <w:tcPr>
+                  <w:tcW w:type="dxa" w:w="1725"/>
+                </w:tcPr>
+                <w:p>
+                  <w:pPr>
+                    <w:jc w:val="right"/>
+                  </w:pPr>
+                  <w:r/>
+                  <w:r>
+                    <w:rPr>
+                      <w:rFonts w:ascii="宋体" w:hAnsi="宋体" w:eastAsia="宋体"/>
+                      <w:b w:val="0"/>
+                      <w:sz w:val="20"/>
+                    </w:rPr>
+                    <w:t>2472</w:t>
+                  </w:r>
+                </w:p>
+              </w:tc>
+              <w:tc>
+                <w:tcPr>
+                  <w:tcW w:type="dxa" w:w="1725"/>
+                </w:tcPr>
+                <w:p>
+                  <w:pPr>
+                    <w:jc w:val="right"/>
+                  </w:pPr>
+                  <w:r/>
+                  <w:r>
+                    <w:rPr>
+                      <w:rFonts w:ascii="宋体" w:hAnsi="宋体" w:eastAsia="宋体"/>
+                      <w:b w:val="0"/>
+                      <w:sz w:val="20"/>
+                    </w:rPr>
+                    <w:t>53786.70</w:t>
+                  </w:r>
+                </w:p>
+              </w:tc>
+              <w:tc>
+                <w:tcPr>
+                  <w:tcW w:type="dxa" w:w="1725"/>
+                </w:tcPr>
+                <w:p>
+                  <w:pPr>
+                    <w:jc w:val="right"/>
+                  </w:pPr>
+                  <w:r/>
+                  <w:r>
+                    <w:rPr>
+                      <w:rFonts w:ascii="宋体" w:hAnsi="宋体" w:eastAsia="宋体"/>
+                      <w:b w:val="0"/>
+                      <w:sz w:val="20"/>
+                    </w:rPr>
+                    <w:t>48510.65</w:t>
+                  </w:r>
+                </w:p>
+              </w:tc>
+            </w:tr>
+            <w:tr>
+              <w:tc>
+                <w:tcPr>
+                  <w:tcW w:type="dxa" w:w="1725"/>
+                </w:tcPr>
+                <w:p>
+                  <w:r/>
+                  <w:r>
+                    <w:rPr>
+                      <w:rFonts w:ascii="宋体" w:hAnsi="宋体" w:eastAsia="宋体"/>
+                      <w:b w:val="0"/>
+                      <w:sz w:val="20"/>
+                    </w:rPr>
+                    <w:t>星期日</w:t>
+                  </w:r>
+                </w:p>
+              </w:tc>
+              <w:tc>
+                <w:tcPr>
+                  <w:tcW w:type="dxa" w:w="1725"/>
+                </w:tcPr>
+                <w:p>
+                  <w:pPr>
+                    <w:jc w:val="right"/>
+                  </w:pPr>
+                  <w:r/>
+                  <w:r>
+                    <w:rPr>
+                      <w:rFonts w:ascii="宋体" w:hAnsi="宋体" w:eastAsia="宋体"/>
+                      <w:b w:val="0"/>
+                      <w:sz w:val="20"/>
+                    </w:rPr>
+                    <w:t>915</w:t>
+                  </w:r>
+                </w:p>
+              </w:tc>
+              <w:tc>
+                <w:tcPr>
+                  <w:tcW w:type="dxa" w:w="1725"/>
+                </w:tcPr>
+                <w:p>
+                  <w:pPr>
+                    <w:jc w:val="right"/>
+                  </w:pPr>
+                  <w:r/>
+                  <w:r>
+                    <w:rPr>
+                      <w:rFonts w:ascii="宋体" w:hAnsi="宋体" w:eastAsia="宋体"/>
+                      <w:b w:val="0"/>
+                      <w:sz w:val="20"/>
+                    </w:rPr>
+                    <w:t>2102</w:t>
+                  </w:r>
+                </w:p>
+              </w:tc>
+              <w:tc>
+                <w:tcPr>
+                  <w:tcW w:type="dxa" w:w="1725"/>
+                </w:tcPr>
+                <w:p>
+                  <w:pPr>
+                    <w:jc w:val="right"/>
+                  </w:pPr>
+                  <w:r/>
+                  <w:r>
+                    <w:rPr>
+                      <w:rFonts w:ascii="宋体" w:hAnsi="宋体" w:eastAsia="宋体"/>
+                      <w:b w:val="0"/>
+                      <w:sz w:val="20"/>
+                    </w:rPr>
+                    <w:t>46960.00</w:t>
+                  </w:r>
+                </w:p>
+              </w:tc>
+              <w:tc>
+                <w:tcPr>
+                  <w:tcW w:type="dxa" w:w="1725"/>
+                </w:tcPr>
+                <w:p>
+                  <w:pPr>
+                    <w:jc w:val="right"/>
+                  </w:pPr>
+                  <w:r/>
+                  <w:r>
+                    <w:rPr>
+                      <w:rFonts w:ascii="宋体" w:hAnsi="宋体" w:eastAsia="宋体"/>
+                      <w:b w:val="0"/>
+                      <w:sz w:val="20"/>
+                    </w:rPr>
+                    <w:t>43537.46</w:t>
+                  </w:r>
+                </w:p>
+              </w:tc>
+            </w:tr>
+          </w:tbl>
+          <w:p/>
+          <w:p>
+            <w:pPr>
               <w:jc w:val="center"/>
             </w:pPr>
             <w:r>
@@ -1419,6 +3704,1141 @@
           </w:p>
           <w:p>
             <w:pPr>
+              <w:spacing w:after="80"/>
+            </w:pPr>
+            <w:r>
+              <w:rPr>
+                <w:rFonts w:ascii="宋体" w:hAnsi="宋体" w:eastAsia="宋体"/>
+                <w:b/>
+                <w:sz w:val="22"/>
+              </w:rPr>
+              <w:t>5. 销售数量前十位药品（10 分）</w:t>
+            </w:r>
+          </w:p>
+          <w:p>
+            <w:pPr>
+              <w:spacing w:after="80"/>
+            </w:pPr>
+            <w:r>
+              <w:rPr>
+                <w:rFonts w:ascii="宋体" w:hAnsi="宋体" w:eastAsia="宋体"/>
+                <w:b/>
+                <w:sz w:val="22"/>
+              </w:rPr>
+              <w:t>评分要求：</w:t>
+            </w:r>
+            <w:r>
+              <w:rPr>
+                <w:rFonts w:ascii="宋体" w:hAnsi="宋体" w:eastAsia="宋体"/>
+                <w:b w:val="0"/>
+                <w:sz w:val="22"/>
+              </w:rPr>
+              <w:t>根据商品名称分组，统计销售数量前十位的药品，绘制销售数量前十位的药品名称的销售数量关系。</w:t>
+            </w:r>
+          </w:p>
+          <w:p>
+            <w:pPr>
+              <w:spacing w:after="80"/>
+            </w:pPr>
+            <w:r>
+              <w:rPr>
+                <w:rFonts w:ascii="宋体" w:hAnsi="宋体" w:eastAsia="宋体"/>
+                <w:b/>
+                <w:sz w:val="22"/>
+              </w:rPr>
+              <w:t>实现方式：</w:t>
+            </w:r>
+            <w:r>
+              <w:rPr>
+                <w:rFonts w:ascii="宋体" w:hAnsi="宋体" w:eastAsia="宋体"/>
+                <w:b w:val="0"/>
+                <w:sz w:val="22"/>
+              </w:rPr>
+              <w:t>top_products.py 按商品名称分组统计销售数量，取前十位药品并生成 Top 10 图表。</w:t>
+            </w:r>
+          </w:p>
+          <w:p>
+            <w:pPr>
+              <w:spacing w:after="80"/>
+            </w:pPr>
+            <w:r>
+              <w:rPr>
+                <w:rFonts w:ascii="宋体" w:hAnsi="宋体" w:eastAsia="宋体"/>
+                <w:b/>
+                <w:sz w:val="22"/>
+              </w:rPr>
+              <w:t>运行结果：</w:t>
+            </w:r>
+            <w:r>
+              <w:rPr>
+                <w:rFonts w:ascii="宋体" w:hAnsi="宋体" w:eastAsia="宋体"/>
+                <w:b w:val="0"/>
+                <w:sz w:val="22"/>
+              </w:rPr>
+              <w:t>销售数量前十位药品如下表，销售数量最高的是 苯磺酸氨氯地平片(安内真)（销售数量 1781）；不同药品的价格差异会影响实收金额排名。</w:t>
+            </w:r>
+          </w:p>
+          <w:tbl>
+            <w:tblPr>
+              <w:tblW w:type="auto" w:w="0"/>
+              <w:tblLook w:firstColumn="1" w:firstRow="1" w:lastColumn="0" w:lastRow="0" w:noHBand="0" w:noVBand="1" w:val="04A0"/>
+              <w:tblBorders>
+                <w:top w:val="single" w:sz="4" w:space="0" w:color="000000"/>
+                <w:left w:val="single" w:sz="4" w:space="0" w:color="000000"/>
+                <w:bottom w:val="single" w:sz="4" w:space="0" w:color="000000"/>
+                <w:right w:val="single" w:sz="4" w:space="0" w:color="000000"/>
+                <w:insideH w:val="single" w:sz="4" w:space="0" w:color="000000"/>
+                <w:insideV w:val="single" w:sz="4" w:space="0" w:color="000000"/>
+              </w:tblBorders>
+            </w:tblPr>
+            <w:tblGrid>
+              <w:gridCol w:w="1725"/>
+              <w:gridCol w:w="1725"/>
+              <w:gridCol w:w="1725"/>
+              <w:gridCol w:w="1725"/>
+              <w:gridCol w:w="1725"/>
+            </w:tblGrid>
+            <w:tr>
+              <w:tc>
+                <w:tcPr>
+                  <w:tcW w:type="dxa" w:w="1725"/>
+                </w:tcPr>
+                <w:p>
+                  <w:pPr>
+                    <w:jc w:val="center"/>
+                  </w:pPr>
+                  <w:r/>
+                  <w:r>
+                    <w:rPr>
+                      <w:rFonts w:ascii="宋体" w:hAnsi="宋体" w:eastAsia="宋体"/>
+                      <w:b/>
+                      <w:sz w:val="20"/>
+                    </w:rPr>
+                    <w:t>排名</w:t>
+                  </w:r>
+                </w:p>
+              </w:tc>
+              <w:tc>
+                <w:tcPr>
+                  <w:tcW w:type="dxa" w:w="1725"/>
+                </w:tcPr>
+                <w:p>
+                  <w:pPr>
+                    <w:jc w:val="center"/>
+                  </w:pPr>
+                  <w:r/>
+                  <w:r>
+                    <w:rPr>
+                      <w:rFonts w:ascii="宋体" w:hAnsi="宋体" w:eastAsia="宋体"/>
+                      <w:b/>
+                      <w:sz w:val="20"/>
+                    </w:rPr>
+                    <w:t>商品名称</w:t>
+                  </w:r>
+                </w:p>
+              </w:tc>
+              <w:tc>
+                <w:tcPr>
+                  <w:tcW w:type="dxa" w:w="1725"/>
+                </w:tcPr>
+                <w:p>
+                  <w:pPr>
+                    <w:jc w:val="center"/>
+                  </w:pPr>
+                  <w:r/>
+                  <w:r>
+                    <w:rPr>
+                      <w:rFonts w:ascii="宋体" w:hAnsi="宋体" w:eastAsia="宋体"/>
+                      <w:b/>
+                      <w:sz w:val="20"/>
+                    </w:rPr>
+                    <w:t>订单数</w:t>
+                  </w:r>
+                </w:p>
+              </w:tc>
+              <w:tc>
+                <w:tcPr>
+                  <w:tcW w:type="dxa" w:w="1725"/>
+                </w:tcPr>
+                <w:p>
+                  <w:pPr>
+                    <w:jc w:val="center"/>
+                  </w:pPr>
+                  <w:r/>
+                  <w:r>
+                    <w:rPr>
+                      <w:rFonts w:ascii="宋体" w:hAnsi="宋体" w:eastAsia="宋体"/>
+                      <w:b/>
+                      <w:sz w:val="20"/>
+                    </w:rPr>
+                    <w:t>销售数量</w:t>
+                  </w:r>
+                </w:p>
+              </w:tc>
+              <w:tc>
+                <w:tcPr>
+                  <w:tcW w:type="dxa" w:w="1725"/>
+                </w:tcPr>
+                <w:p>
+                  <w:pPr>
+                    <w:jc w:val="center"/>
+                  </w:pPr>
+                  <w:r/>
+                  <w:r>
+                    <w:rPr>
+                      <w:rFonts w:ascii="宋体" w:hAnsi="宋体" w:eastAsia="宋体"/>
+                      <w:b/>
+                      <w:sz w:val="20"/>
+                    </w:rPr>
+                    <w:t>实收金额</w:t>
+                  </w:r>
+                </w:p>
+              </w:tc>
+            </w:tr>
+            <w:tr>
+              <w:tc>
+                <w:tcPr>
+                  <w:tcW w:type="dxa" w:w="1725"/>
+                </w:tcPr>
+                <w:p>
+                  <w:pPr>
+                    <w:jc w:val="center"/>
+                  </w:pPr>
+                  <w:r/>
+                  <w:r>
+                    <w:rPr>
+                      <w:rFonts w:ascii="宋体" w:hAnsi="宋体" w:eastAsia="宋体"/>
+                      <w:b w:val="0"/>
+                      <w:sz w:val="20"/>
+                    </w:rPr>
+                    <w:t>1</w:t>
+                  </w:r>
+                </w:p>
+              </w:tc>
+              <w:tc>
+                <w:tcPr>
+                  <w:tcW w:type="dxa" w:w="1725"/>
+                </w:tcPr>
+                <w:p>
+                  <w:r/>
+                  <w:r>
+                    <w:rPr>
+                      <w:rFonts w:ascii="宋体" w:hAnsi="宋体" w:eastAsia="宋体"/>
+                      <w:b w:val="0"/>
+                      <w:sz w:val="20"/>
+                    </w:rPr>
+                    <w:t>苯磺酸氨氯地平片(安内真)</w:t>
+                  </w:r>
+                </w:p>
+              </w:tc>
+              <w:tc>
+                <w:tcPr>
+                  <w:tcW w:type="dxa" w:w="1725"/>
+                </w:tcPr>
+                <w:p>
+                  <w:pPr>
+                    <w:jc w:val="right"/>
+                  </w:pPr>
+                  <w:r/>
+                  <w:r>
+                    <w:rPr>
+                      <w:rFonts w:ascii="宋体" w:hAnsi="宋体" w:eastAsia="宋体"/>
+                      <w:b w:val="0"/>
+                      <w:sz w:val="20"/>
+                    </w:rPr>
+                    <w:t>892</w:t>
+                  </w:r>
+                </w:p>
+              </w:tc>
+              <w:tc>
+                <w:tcPr>
+                  <w:tcW w:type="dxa" w:w="1725"/>
+                </w:tcPr>
+                <w:p>
+                  <w:pPr>
+                    <w:jc w:val="right"/>
+                  </w:pPr>
+                  <w:r/>
+                  <w:r>
+                    <w:rPr>
+                      <w:rFonts w:ascii="宋体" w:hAnsi="宋体" w:eastAsia="宋体"/>
+                      <w:b w:val="0"/>
+                      <w:sz w:val="20"/>
+                    </w:rPr>
+                    <w:t>1781</w:t>
+                  </w:r>
+                </w:p>
+              </w:tc>
+              <w:tc>
+                <w:tcPr>
+                  <w:tcW w:type="dxa" w:w="1725"/>
+                </w:tcPr>
+                <w:p>
+                  <w:pPr>
+                    <w:jc w:val="right"/>
+                  </w:pPr>
+                  <w:r/>
+                  <w:r>
+                    <w:rPr>
+                      <w:rFonts w:ascii="宋体" w:hAnsi="宋体" w:eastAsia="宋体"/>
+                      <w:b w:val="0"/>
+                      <w:sz w:val="20"/>
+                    </w:rPr>
+                    <w:t>19081.44</w:t>
+                  </w:r>
+                </w:p>
+              </w:tc>
+            </w:tr>
+            <w:tr>
+              <w:tc>
+                <w:tcPr>
+                  <w:tcW w:type="dxa" w:w="1725"/>
+                </w:tcPr>
+                <w:p>
+                  <w:pPr>
+                    <w:jc w:val="center"/>
+                  </w:pPr>
+                  <w:r/>
+                  <w:r>
+                    <w:rPr>
+                      <w:rFonts w:ascii="宋体" w:hAnsi="宋体" w:eastAsia="宋体"/>
+                      <w:b w:val="0"/>
+                      <w:sz w:val="20"/>
+                    </w:rPr>
+                    <w:t>2</w:t>
+                  </w:r>
+                </w:p>
+              </w:tc>
+              <w:tc>
+                <w:tcPr>
+                  <w:tcW w:type="dxa" w:w="1725"/>
+                </w:tcPr>
+                <w:p>
+                  <w:r/>
+                  <w:r>
+                    <w:rPr>
+                      <w:rFonts w:ascii="宋体" w:hAnsi="宋体" w:eastAsia="宋体"/>
+                      <w:b w:val="0"/>
+                      <w:sz w:val="20"/>
+                    </w:rPr>
+                    <w:t>开博通</w:t>
+                  </w:r>
+                </w:p>
+              </w:tc>
+              <w:tc>
+                <w:tcPr>
+                  <w:tcW w:type="dxa" w:w="1725"/>
+                </w:tcPr>
+                <w:p>
+                  <w:pPr>
+                    <w:jc w:val="right"/>
+                  </w:pPr>
+                  <w:r/>
+                  <w:r>
+                    <w:rPr>
+                      <w:rFonts w:ascii="宋体" w:hAnsi="宋体" w:eastAsia="宋体"/>
+                      <w:b w:val="0"/>
+                      <w:sz w:val="20"/>
+                    </w:rPr>
+                    <w:t>615</w:t>
+                  </w:r>
+                </w:p>
+              </w:tc>
+              <w:tc>
+                <w:tcPr>
+                  <w:tcW w:type="dxa" w:w="1725"/>
+                </w:tcPr>
+                <w:p>
+                  <w:pPr>
+                    <w:jc w:val="right"/>
+                  </w:pPr>
+                  <w:r/>
+                  <w:r>
+                    <w:rPr>
+                      <w:rFonts w:ascii="宋体" w:hAnsi="宋体" w:eastAsia="宋体"/>
+                      <w:b w:val="0"/>
+                      <w:sz w:val="20"/>
+                    </w:rPr>
+                    <w:t>1440</w:t>
+                  </w:r>
+                </w:p>
+              </w:tc>
+              <w:tc>
+                <w:tcPr>
+                  <w:tcW w:type="dxa" w:w="1725"/>
+                </w:tcPr>
+                <w:p>
+                  <w:pPr>
+                    <w:jc w:val="right"/>
+                  </w:pPr>
+                  <w:r/>
+                  <w:r>
+                    <w:rPr>
+                      <w:rFonts w:ascii="宋体" w:hAnsi="宋体" w:eastAsia="宋体"/>
+                      <w:b w:val="0"/>
+                      <w:sz w:val="20"/>
+                    </w:rPr>
+                    <w:t>37080.36</w:t>
+                  </w:r>
+                </w:p>
+              </w:tc>
+            </w:tr>
+            <w:tr>
+              <w:tc>
+                <w:tcPr>
+                  <w:tcW w:type="dxa" w:w="1725"/>
+                </w:tcPr>
+                <w:p>
+                  <w:pPr>
+                    <w:jc w:val="center"/>
+                  </w:pPr>
+                  <w:r/>
+                  <w:r>
+                    <w:rPr>
+                      <w:rFonts w:ascii="宋体" w:hAnsi="宋体" w:eastAsia="宋体"/>
+                      <w:b w:val="0"/>
+                      <w:sz w:val="20"/>
+                    </w:rPr>
+                    <w:t>3</w:t>
+                  </w:r>
+                </w:p>
+              </w:tc>
+              <w:tc>
+                <w:tcPr>
+                  <w:tcW w:type="dxa" w:w="1725"/>
+                </w:tcPr>
+                <w:p>
+                  <w:r/>
+                  <w:r>
+                    <w:rPr>
+                      <w:rFonts w:ascii="宋体" w:hAnsi="宋体" w:eastAsia="宋体"/>
+                      <w:b w:val="0"/>
+                      <w:sz w:val="20"/>
+                    </w:rPr>
+                    <w:t>酒石酸美托洛尔片(倍他乐克)</w:t>
+                  </w:r>
+                </w:p>
+              </w:tc>
+              <w:tc>
+                <w:tcPr>
+                  <w:tcW w:type="dxa" w:w="1725"/>
+                </w:tcPr>
+                <w:p>
+                  <w:pPr>
+                    <w:jc w:val="right"/>
+                  </w:pPr>
+                  <w:r/>
+                  <w:r>
+                    <w:rPr>
+                      <w:rFonts w:ascii="宋体" w:hAnsi="宋体" w:eastAsia="宋体"/>
+                      <w:b w:val="0"/>
+                      <w:sz w:val="20"/>
+                    </w:rPr>
+                    <w:t>548</w:t>
+                  </w:r>
+                </w:p>
+              </w:tc>
+              <w:tc>
+                <w:tcPr>
+                  <w:tcW w:type="dxa" w:w="1725"/>
+                </w:tcPr>
+                <w:p>
+                  <w:pPr>
+                    <w:jc w:val="right"/>
+                  </w:pPr>
+                  <w:r/>
+                  <w:r>
+                    <w:rPr>
+                      <w:rFonts w:ascii="宋体" w:hAnsi="宋体" w:eastAsia="宋体"/>
+                      <w:b w:val="0"/>
+                      <w:sz w:val="20"/>
+                    </w:rPr>
+                    <w:t>1140</w:t>
+                  </w:r>
+                </w:p>
+              </w:tc>
+              <w:tc>
+                <w:tcPr>
+                  <w:tcW w:type="dxa" w:w="1725"/>
+                </w:tcPr>
+                <w:p>
+                  <w:pPr>
+                    <w:jc w:val="right"/>
+                  </w:pPr>
+                  <w:r/>
+                  <w:r>
+                    <w:rPr>
+                      <w:rFonts w:ascii="宋体" w:hAnsi="宋体" w:eastAsia="宋体"/>
+                      <w:b w:val="0"/>
+                      <w:sz w:val="20"/>
+                    </w:rPr>
+                    <w:t>7919.82</w:t>
+                  </w:r>
+                </w:p>
+              </w:tc>
+            </w:tr>
+            <w:tr>
+              <w:tc>
+                <w:tcPr>
+                  <w:tcW w:type="dxa" w:w="1725"/>
+                </w:tcPr>
+                <w:p>
+                  <w:pPr>
+                    <w:jc w:val="center"/>
+                  </w:pPr>
+                  <w:r/>
+                  <w:r>
+                    <w:rPr>
+                      <w:rFonts w:ascii="宋体" w:hAnsi="宋体" w:eastAsia="宋体"/>
+                      <w:b w:val="0"/>
+                      <w:sz w:val="20"/>
+                    </w:rPr>
+                    <w:t>4</w:t>
+                  </w:r>
+                </w:p>
+              </w:tc>
+              <w:tc>
+                <w:tcPr>
+                  <w:tcW w:type="dxa" w:w="1725"/>
+                </w:tcPr>
+                <w:p>
+                  <w:r/>
+                  <w:r>
+                    <w:rPr>
+                      <w:rFonts w:ascii="宋体" w:hAnsi="宋体" w:eastAsia="宋体"/>
+                      <w:b w:val="0"/>
+                      <w:sz w:val="20"/>
+                    </w:rPr>
+                    <w:t>硝苯地平片(心痛定)</w:t>
+                  </w:r>
+                </w:p>
+              </w:tc>
+              <w:tc>
+                <w:tcPr>
+                  <w:tcW w:type="dxa" w:w="1725"/>
+                </w:tcPr>
+                <w:p>
+                  <w:pPr>
+                    <w:jc w:val="right"/>
+                  </w:pPr>
+                  <w:r/>
+                  <w:r>
+                    <w:rPr>
+                      <w:rFonts w:ascii="宋体" w:hAnsi="宋体" w:eastAsia="宋体"/>
+                      <w:b w:val="0"/>
+                      <w:sz w:val="20"/>
+                    </w:rPr>
+                    <w:t>420</w:t>
+                  </w:r>
+                </w:p>
+              </w:tc>
+              <w:tc>
+                <w:tcPr>
+                  <w:tcW w:type="dxa" w:w="1725"/>
+                </w:tcPr>
+                <w:p>
+                  <w:pPr>
+                    <w:jc w:val="right"/>
+                  </w:pPr>
+                  <w:r/>
+                  <w:r>
+                    <w:rPr>
+                      <w:rFonts w:ascii="宋体" w:hAnsi="宋体" w:eastAsia="宋体"/>
+                      <w:b w:val="0"/>
+                      <w:sz w:val="20"/>
+                    </w:rPr>
+                    <w:t>825</w:t>
+                  </w:r>
+                </w:p>
+              </w:tc>
+              <w:tc>
+                <w:tcPr>
+                  <w:tcW w:type="dxa" w:w="1725"/>
+                </w:tcPr>
+                <w:p>
+                  <w:pPr>
+                    <w:jc w:val="right"/>
+                  </w:pPr>
+                  <w:r/>
+                  <w:r>
+                    <w:rPr>
+                      <w:rFonts w:ascii="宋体" w:hAnsi="宋体" w:eastAsia="宋体"/>
+                      <w:b w:val="0"/>
+                      <w:sz w:val="20"/>
+                    </w:rPr>
+                    <w:t>1108.99</w:t>
+                  </w:r>
+                </w:p>
+              </w:tc>
+            </w:tr>
+            <w:tr>
+              <w:tc>
+                <w:tcPr>
+                  <w:tcW w:type="dxa" w:w="1725"/>
+                </w:tcPr>
+                <w:p>
+                  <w:pPr>
+                    <w:jc w:val="center"/>
+                  </w:pPr>
+                  <w:r/>
+                  <w:r>
+                    <w:rPr>
+                      <w:rFonts w:ascii="宋体" w:hAnsi="宋体" w:eastAsia="宋体"/>
+                      <w:b w:val="0"/>
+                      <w:sz w:val="20"/>
+                    </w:rPr>
+                    <w:t>5</w:t>
+                  </w:r>
+                </w:p>
+              </w:tc>
+              <w:tc>
+                <w:tcPr>
+                  <w:tcW w:type="dxa" w:w="1725"/>
+                </w:tcPr>
+                <w:p>
+                  <w:r/>
+                  <w:r>
+                    <w:rPr>
+                      <w:rFonts w:ascii="宋体" w:hAnsi="宋体" w:eastAsia="宋体"/>
+                      <w:b w:val="0"/>
+                      <w:sz w:val="20"/>
+                    </w:rPr>
+                    <w:t>苯磺酸氨氯地平片(络活喜)</w:t>
+                  </w:r>
+                </w:p>
+              </w:tc>
+              <w:tc>
+                <w:tcPr>
+                  <w:tcW w:type="dxa" w:w="1725"/>
+                </w:tcPr>
+                <w:p>
+                  <w:pPr>
+                    <w:jc w:val="right"/>
+                  </w:pPr>
+                  <w:r/>
+                  <w:r>
+                    <w:rPr>
+                      <w:rFonts w:ascii="宋体" w:hAnsi="宋体" w:eastAsia="宋体"/>
+                      <w:b w:val="0"/>
+                      <w:sz w:val="20"/>
+                    </w:rPr>
+                    <w:t>318</w:t>
+                  </w:r>
+                </w:p>
+              </w:tc>
+              <w:tc>
+                <w:tcPr>
+                  <w:tcW w:type="dxa" w:w="1725"/>
+                </w:tcPr>
+                <w:p>
+                  <w:pPr>
+                    <w:jc w:val="right"/>
+                  </w:pPr>
+                  <w:r/>
+                  <w:r>
+                    <w:rPr>
+                      <w:rFonts w:ascii="宋体" w:hAnsi="宋体" w:eastAsia="宋体"/>
+                      <w:b w:val="0"/>
+                      <w:sz w:val="20"/>
+                    </w:rPr>
+                    <w:t>796</w:t>
+                  </w:r>
+                </w:p>
+              </w:tc>
+              <w:tc>
+                <w:tcPr>
+                  <w:tcW w:type="dxa" w:w="1725"/>
+                </w:tcPr>
+                <w:p>
+                  <w:pPr>
+                    <w:jc w:val="right"/>
+                  </w:pPr>
+                  <w:r/>
+                  <w:r>
+                    <w:rPr>
+                      <w:rFonts w:ascii="宋体" w:hAnsi="宋体" w:eastAsia="宋体"/>
+                      <w:b w:val="0"/>
+                      <w:sz w:val="20"/>
+                    </w:rPr>
+                    <w:t>24251.04</w:t>
+                  </w:r>
+                </w:p>
+              </w:tc>
+            </w:tr>
+            <w:tr>
+              <w:tc>
+                <w:tcPr>
+                  <w:tcW w:type="dxa" w:w="1725"/>
+                </w:tcPr>
+                <w:p>
+                  <w:pPr>
+                    <w:jc w:val="center"/>
+                  </w:pPr>
+                  <w:r/>
+                  <w:r>
+                    <w:rPr>
+                      <w:rFonts w:ascii="宋体" w:hAnsi="宋体" w:eastAsia="宋体"/>
+                      <w:b w:val="0"/>
+                      <w:sz w:val="20"/>
+                    </w:rPr>
+                    <w:t>6</w:t>
+                  </w:r>
+                </w:p>
+              </w:tc>
+              <w:tc>
+                <w:tcPr>
+                  <w:tcW w:type="dxa" w:w="1725"/>
+                </w:tcPr>
+                <w:p>
+                  <w:r/>
+                  <w:r>
+                    <w:rPr>
+                      <w:rFonts w:ascii="宋体" w:hAnsi="宋体" w:eastAsia="宋体"/>
+                      <w:b w:val="0"/>
+                      <w:sz w:val="20"/>
+                    </w:rPr>
+                    <w:t>复方利血平片(复方降压片)</w:t>
+                  </w:r>
+                </w:p>
+              </w:tc>
+              <w:tc>
+                <w:tcPr>
+                  <w:tcW w:type="dxa" w:w="1725"/>
+                </w:tcPr>
+                <w:p>
+                  <w:pPr>
+                    <w:jc w:val="right"/>
+                  </w:pPr>
+                  <w:r/>
+                  <w:r>
+                    <w:rPr>
+                      <w:rFonts w:ascii="宋体" w:hAnsi="宋体" w:eastAsia="宋体"/>
+                      <w:b w:val="0"/>
+                      <w:sz w:val="20"/>
+                    </w:rPr>
+                    <w:t>304</w:t>
+                  </w:r>
+                </w:p>
+              </w:tc>
+              <w:tc>
+                <w:tcPr>
+                  <w:tcW w:type="dxa" w:w="1725"/>
+                </w:tcPr>
+                <w:p>
+                  <w:pPr>
+                    <w:jc w:val="right"/>
+                  </w:pPr>
+                  <w:r/>
+                  <w:r>
+                    <w:rPr>
+                      <w:rFonts w:ascii="宋体" w:hAnsi="宋体" w:eastAsia="宋体"/>
+                      <w:b w:val="0"/>
+                      <w:sz w:val="20"/>
+                    </w:rPr>
+                    <w:t>515</w:t>
+                  </w:r>
+                </w:p>
+              </w:tc>
+              <w:tc>
+                <w:tcPr>
+                  <w:tcW w:type="dxa" w:w="1725"/>
+                </w:tcPr>
+                <w:p>
+                  <w:pPr>
+                    <w:jc w:val="right"/>
+                  </w:pPr>
+                  <w:r/>
+                  <w:r>
+                    <w:rPr>
+                      <w:rFonts w:ascii="宋体" w:hAnsi="宋体" w:eastAsia="宋体"/>
+                      <w:b w:val="0"/>
+                      <w:sz w:val="20"/>
+                    </w:rPr>
+                    <w:t>1397.38</w:t>
+                  </w:r>
+                </w:p>
+              </w:tc>
+            </w:tr>
+            <w:tr>
+              <w:tc>
+                <w:tcPr>
+                  <w:tcW w:type="dxa" w:w="1725"/>
+                </w:tcPr>
+                <w:p>
+                  <w:pPr>
+                    <w:jc w:val="center"/>
+                  </w:pPr>
+                  <w:r/>
+                  <w:r>
+                    <w:rPr>
+                      <w:rFonts w:ascii="宋体" w:hAnsi="宋体" w:eastAsia="宋体"/>
+                      <w:b w:val="0"/>
+                      <w:sz w:val="20"/>
+                    </w:rPr>
+                    <w:t>7</w:t>
+                  </w:r>
+                </w:p>
+              </w:tc>
+              <w:tc>
+                <w:tcPr>
+                  <w:tcW w:type="dxa" w:w="1725"/>
+                </w:tcPr>
+                <w:p>
+                  <w:r/>
+                  <w:r>
+                    <w:rPr>
+                      <w:rFonts w:ascii="宋体" w:hAnsi="宋体" w:eastAsia="宋体"/>
+                      <w:b w:val="0"/>
+                      <w:sz w:val="20"/>
+                    </w:rPr>
+                    <w:t>G琥珀酸美托洛尔缓释片(倍他乐克)</w:t>
+                  </w:r>
+                </w:p>
+              </w:tc>
+              <w:tc>
+                <w:tcPr>
+                  <w:tcW w:type="dxa" w:w="1725"/>
+                </w:tcPr>
+                <w:p>
+                  <w:pPr>
+                    <w:jc w:val="right"/>
+                  </w:pPr>
+                  <w:r/>
+                  <w:r>
+                    <w:rPr>
+                      <w:rFonts w:ascii="宋体" w:hAnsi="宋体" w:eastAsia="宋体"/>
+                      <w:b w:val="0"/>
+                      <w:sz w:val="20"/>
+                    </w:rPr>
+                    <w:t>195</w:t>
+                  </w:r>
+                </w:p>
+              </w:tc>
+              <w:tc>
+                <w:tcPr>
+                  <w:tcW w:type="dxa" w:w="1725"/>
+                </w:tcPr>
+                <w:p>
+                  <w:pPr>
+                    <w:jc w:val="right"/>
+                  </w:pPr>
+                  <w:r/>
+                  <w:r>
+                    <w:rPr>
+                      <w:rFonts w:ascii="宋体" w:hAnsi="宋体" w:eastAsia="宋体"/>
+                      <w:b w:val="0"/>
+                      <w:sz w:val="20"/>
+                    </w:rPr>
+                    <w:t>509</w:t>
+                  </w:r>
+                </w:p>
+              </w:tc>
+              <w:tc>
+                <w:tcPr>
+                  <w:tcW w:type="dxa" w:w="1725"/>
+                </w:tcPr>
+                <w:p>
+                  <w:pPr>
+                    <w:jc w:val="right"/>
+                  </w:pPr>
+                  <w:r/>
+                  <w:r>
+                    <w:rPr>
+                      <w:rFonts w:ascii="宋体" w:hAnsi="宋体" w:eastAsia="宋体"/>
+                      <w:b w:val="0"/>
+                      <w:sz w:val="20"/>
+                    </w:rPr>
+                    <w:t>8620.96</w:t>
+                  </w:r>
+                </w:p>
+              </w:tc>
+            </w:tr>
+            <w:tr>
+              <w:tc>
+                <w:tcPr>
+                  <w:tcW w:type="dxa" w:w="1725"/>
+                </w:tcPr>
+                <w:p>
+                  <w:pPr>
+                    <w:jc w:val="center"/>
+                  </w:pPr>
+                  <w:r/>
+                  <w:r>
+                    <w:rPr>
+                      <w:rFonts w:ascii="宋体" w:hAnsi="宋体" w:eastAsia="宋体"/>
+                      <w:b w:val="0"/>
+                      <w:sz w:val="20"/>
+                    </w:rPr>
+                    <w:t>8</w:t>
+                  </w:r>
+                </w:p>
+              </w:tc>
+              <w:tc>
+                <w:tcPr>
+                  <w:tcW w:type="dxa" w:w="1725"/>
+                </w:tcPr>
+                <w:p>
+                  <w:r/>
+                  <w:r>
+                    <w:rPr>
+                      <w:rFonts w:ascii="宋体" w:hAnsi="宋体" w:eastAsia="宋体"/>
+                      <w:b w:val="0"/>
+                      <w:sz w:val="20"/>
+                    </w:rPr>
+                    <w:t>缬沙坦胶囊(代文)</w:t>
+                  </w:r>
+                </w:p>
+              </w:tc>
+              <w:tc>
+                <w:tcPr>
+                  <w:tcW w:type="dxa" w:w="1725"/>
+                </w:tcPr>
+                <w:p>
+                  <w:pPr>
+                    <w:jc w:val="right"/>
+                  </w:pPr>
+                  <w:r/>
+                  <w:r>
+                    <w:rPr>
+                      <w:rFonts w:ascii="宋体" w:hAnsi="宋体" w:eastAsia="宋体"/>
+                      <w:b w:val="0"/>
+                      <w:sz w:val="20"/>
+                    </w:rPr>
+                    <w:t>143</w:t>
+                  </w:r>
+                </w:p>
+              </w:tc>
+              <w:tc>
+                <w:tcPr>
+                  <w:tcW w:type="dxa" w:w="1725"/>
+                </w:tcPr>
+                <w:p>
+                  <w:pPr>
+                    <w:jc w:val="right"/>
+                  </w:pPr>
+                  <w:r/>
+                  <w:r>
+                    <w:rPr>
+                      <w:rFonts w:ascii="宋体" w:hAnsi="宋体" w:eastAsia="宋体"/>
+                      <w:b w:val="0"/>
+                      <w:sz w:val="20"/>
+                    </w:rPr>
+                    <w:t>445</w:t>
+                  </w:r>
+                </w:p>
+              </w:tc>
+              <w:tc>
+                <w:tcPr>
+                  <w:tcW w:type="dxa" w:w="1725"/>
+                </w:tcPr>
+                <w:p>
+                  <w:pPr>
+                    <w:jc w:val="right"/>
+                  </w:pPr>
+                  <w:r/>
+                  <w:r>
+                    <w:rPr>
+                      <w:rFonts w:ascii="宋体" w:hAnsi="宋体" w:eastAsia="宋体"/>
+                      <w:b w:val="0"/>
+                      <w:sz w:val="20"/>
+                    </w:rPr>
+                    <w:t>16774.77</w:t>
+                  </w:r>
+                </w:p>
+              </w:tc>
+            </w:tr>
+            <w:tr>
+              <w:tc>
+                <w:tcPr>
+                  <w:tcW w:type="dxa" w:w="1725"/>
+                </w:tcPr>
+                <w:p>
+                  <w:pPr>
+                    <w:jc w:val="center"/>
+                  </w:pPr>
+                  <w:r/>
+                  <w:r>
+                    <w:rPr>
+                      <w:rFonts w:ascii="宋体" w:hAnsi="宋体" w:eastAsia="宋体"/>
+                      <w:b w:val="0"/>
+                      <w:sz w:val="20"/>
+                    </w:rPr>
+                    <w:t>9</w:t>
+                  </w:r>
+                </w:p>
+              </w:tc>
+              <w:tc>
+                <w:tcPr>
+                  <w:tcW w:type="dxa" w:w="1725"/>
+                </w:tcPr>
+                <w:p>
+                  <w:r/>
+                  <w:r>
+                    <w:rPr>
+                      <w:rFonts w:ascii="宋体" w:hAnsi="宋体" w:eastAsia="宋体"/>
+                      <w:b w:val="0"/>
+                      <w:sz w:val="20"/>
+                    </w:rPr>
+                    <w:t>非洛地平缓释片(波依定)</w:t>
+                  </w:r>
+                </w:p>
+              </w:tc>
+              <w:tc>
+                <w:tcPr>
+                  <w:tcW w:type="dxa" w:w="1725"/>
+                </w:tcPr>
+                <w:p>
+                  <w:pPr>
+                    <w:jc w:val="right"/>
+                  </w:pPr>
+                  <w:r/>
+                  <w:r>
+                    <w:rPr>
+                      <w:rFonts w:ascii="宋体" w:hAnsi="宋体" w:eastAsia="宋体"/>
+                      <w:b w:val="0"/>
+                      <w:sz w:val="20"/>
+                    </w:rPr>
+                    <w:t>154</w:t>
+                  </w:r>
+                </w:p>
+              </w:tc>
+              <w:tc>
+                <w:tcPr>
+                  <w:tcW w:type="dxa" w:w="1725"/>
+                </w:tcPr>
+                <w:p>
+                  <w:pPr>
+                    <w:jc w:val="right"/>
+                  </w:pPr>
+                  <w:r/>
+                  <w:r>
+                    <w:rPr>
+                      <w:rFonts w:ascii="宋体" w:hAnsi="宋体" w:eastAsia="宋体"/>
+                      <w:b w:val="0"/>
+                      <w:sz w:val="20"/>
+                    </w:rPr>
+                    <w:t>375</w:t>
+                  </w:r>
+                </w:p>
+              </w:tc>
+              <w:tc>
+                <w:tcPr>
+                  <w:tcW w:type="dxa" w:w="1725"/>
+                </w:tcPr>
+                <w:p>
+                  <w:pPr>
+                    <w:jc w:val="right"/>
+                  </w:pPr>
+                  <w:r/>
+                  <w:r>
+                    <w:rPr>
+                      <w:rFonts w:ascii="宋体" w:hAnsi="宋体" w:eastAsia="宋体"/>
+                      <w:b w:val="0"/>
+                      <w:sz w:val="20"/>
+                    </w:rPr>
+                    <w:t>10419.56</w:t>
+                  </w:r>
+                </w:p>
+              </w:tc>
+            </w:tr>
+            <w:tr>
+              <w:tc>
+                <w:tcPr>
+                  <w:tcW w:type="dxa" w:w="1725"/>
+                </w:tcPr>
+                <w:p>
+                  <w:pPr>
+                    <w:jc w:val="center"/>
+                  </w:pPr>
+                  <w:r/>
+                  <w:r>
+                    <w:rPr>
+                      <w:rFonts w:ascii="宋体" w:hAnsi="宋体" w:eastAsia="宋体"/>
+                      <w:b w:val="0"/>
+                      <w:sz w:val="20"/>
+                    </w:rPr>
+                    <w:t>10</w:t>
+                  </w:r>
+                </w:p>
+              </w:tc>
+              <w:tc>
+                <w:tcPr>
+                  <w:tcW w:type="dxa" w:w="1725"/>
+                </w:tcPr>
+                <w:p>
+                  <w:r/>
+                  <w:r>
+                    <w:rPr>
+                      <w:rFonts w:ascii="宋体" w:hAnsi="宋体" w:eastAsia="宋体"/>
+                      <w:b w:val="0"/>
+                      <w:sz w:val="20"/>
+                    </w:rPr>
+                    <w:t>高特灵</w:t>
+                  </w:r>
+                </w:p>
+              </w:tc>
+              <w:tc>
+                <w:tcPr>
+                  <w:tcW w:type="dxa" w:w="1725"/>
+                </w:tcPr>
+                <w:p>
+                  <w:pPr>
+                    <w:jc w:val="right"/>
+                  </w:pPr>
+                  <w:r/>
+                  <w:r>
+                    <w:rPr>
+                      <w:rFonts w:ascii="宋体" w:hAnsi="宋体" w:eastAsia="宋体"/>
+                      <w:b w:val="0"/>
+                      <w:sz w:val="20"/>
+                    </w:rPr>
+                    <w:t>124</w:t>
+                  </w:r>
+                </w:p>
+              </w:tc>
+              <w:tc>
+                <w:tcPr>
+                  <w:tcW w:type="dxa" w:w="1725"/>
+                </w:tcPr>
+                <w:p>
+                  <w:pPr>
+                    <w:jc w:val="right"/>
+                  </w:pPr>
+                  <w:r/>
+                  <w:r>
+                    <w:rPr>
+                      <w:rFonts w:ascii="宋体" w:hAnsi="宋体" w:eastAsia="宋体"/>
+                      <w:b w:val="0"/>
+                      <w:sz w:val="20"/>
+                    </w:rPr>
+                    <w:t>373</w:t>
+                  </w:r>
+                </w:p>
+              </w:tc>
+              <w:tc>
+                <w:tcPr>
+                  <w:tcW w:type="dxa" w:w="1725"/>
+                </w:tcPr>
+                <w:p>
+                  <w:pPr>
+                    <w:jc w:val="right"/>
+                  </w:pPr>
+                  <w:r/>
+                  <w:r>
+                    <w:rPr>
+                      <w:rFonts w:ascii="宋体" w:hAnsi="宋体" w:eastAsia="宋体"/>
+                      <w:b w:val="0"/>
+                      <w:sz w:val="20"/>
+                    </w:rPr>
+                    <w:t>1997.95</w:t>
+                  </w:r>
+                </w:p>
+              </w:tc>
+            </w:tr>
+          </w:tbl>
+          <w:p/>
+          <w:p>
+            <w:pPr>
               <w:jc w:val="center"/>
             </w:pPr>
             <w:r>
@@ -1469,6 +4889,1347 @@
               </w:drawing>
             </w:r>
           </w:p>
+          <w:p>
+            <w:pPr>
+              <w:spacing w:after="80"/>
+            </w:pPr>
+            <w:r>
+              <w:rPr>
+                <w:rFonts w:ascii="宋体" w:hAnsi="宋体" w:eastAsia="宋体"/>
+                <w:b/>
+                <w:sz w:val="22"/>
+              </w:rPr>
+              <w:t>（五）项目汇报（30 分）</w:t>
+            </w:r>
+          </w:p>
+          <w:p>
+            <w:pPr>
+              <w:spacing w:after="80"/>
+            </w:pPr>
+            <w:r>
+              <w:rPr>
+                <w:rFonts w:ascii="宋体" w:hAnsi="宋体" w:eastAsia="宋体"/>
+                <w:b/>
+                <w:sz w:val="22"/>
+              </w:rPr>
+              <w:t>评分要求：</w:t>
+            </w:r>
+            <w:r>
+              <w:rPr>
+                <w:rFonts w:ascii="宋体" w:hAnsi="宋体" w:eastAsia="宋体"/>
+                <w:b w:val="0"/>
+                <w:sz w:val="22"/>
+              </w:rPr>
+              <w:t>根据程序实施的思路完成对项目的汇报，每人汇报 3 分钟，内容主要包括代码完成思路及相关技术的应用和实现。</w:t>
+            </w:r>
+          </w:p>
+          <w:p>
+            <w:pPr>
+              <w:spacing w:after="80"/>
+            </w:pPr>
+            <w:r>
+              <w:rPr>
+                <w:rFonts w:ascii="宋体" w:hAnsi="宋体" w:eastAsia="宋体"/>
+                <w:b/>
+                <w:sz w:val="22"/>
+              </w:rPr>
+              <w:t>实现方式：</w:t>
+            </w:r>
+            <w:r>
+              <w:rPr>
+                <w:rFonts w:ascii="宋体" w:hAnsi="宋体" w:eastAsia="宋体"/>
+                <w:b w:val="0"/>
+                <w:sz w:val="22"/>
+              </w:rPr>
+              <w:t>汇报材料整理为 答辩.md（3 分钟口头汇报稿）、docs/defense-outline.md（答辩提纲）和 docs/defense-qa.md（预设问答）。</w:t>
+            </w:r>
+          </w:p>
+          <w:p>
+            <w:pPr>
+              <w:spacing w:after="80"/>
+            </w:pPr>
+            <w:r>
+              <w:rPr>
+                <w:rFonts w:ascii="宋体" w:hAnsi="宋体" w:eastAsia="宋体"/>
+                <w:b/>
+                <w:sz w:val="22"/>
+              </w:rPr>
+              <w:t>汇报主线：</w:t>
+            </w:r>
+            <w:r>
+              <w:rPr>
+                <w:rFonts w:ascii="宋体" w:hAnsi="宋体" w:eastAsia="宋体"/>
+                <w:b w:val="0"/>
+                <w:sz w:val="22"/>
+              </w:rPr>
+              <w:t>按“数据加载 → 数据概览与列名修正 → 数据处理（重复值、缺失值、类型统一、异常值检测与处理）→ 数据分析（排序、月均、时间关系、星期分组、Top 10）→ 可视化”讲解；技术上重点说明 Pandas 的 read_excel/to_datetime/分组聚合、NumPy 的 IQR 计算、Matplotlib/Seaborn 的中文图表配置，其中异常值处理策略是讲解重点。</w:t>
+            </w:r>
+          </w:p>
+          <w:p>
+            <w:pPr>
+              <w:spacing w:after="80"/>
+            </w:pPr>
+            <w:r>
+              <w:rPr>
+                <w:rFonts w:ascii="宋体" w:hAnsi="宋体" w:eastAsia="宋体"/>
+                <w:b/>
+                <w:sz w:val="22"/>
+              </w:rPr>
+              <w:t>评分点对照总览表：</w:t>
+            </w:r>
+          </w:p>
+          <w:tbl>
+            <w:tblPr>
+              <w:tblW w:type="auto" w:w="0"/>
+              <w:tblLook w:firstColumn="1" w:firstRow="1" w:lastColumn="0" w:lastRow="0" w:noHBand="0" w:noVBand="1" w:val="04A0"/>
+              <w:tblBorders>
+                <w:top w:val="single" w:sz="4" w:space="0" w:color="000000"/>
+                <w:left w:val="single" w:sz="4" w:space="0" w:color="000000"/>
+                <w:bottom w:val="single" w:sz="4" w:space="0" w:color="000000"/>
+                <w:right w:val="single" w:sz="4" w:space="0" w:color="000000"/>
+                <w:insideH w:val="single" w:sz="4" w:space="0" w:color="000000"/>
+                <w:insideV w:val="single" w:sz="4" w:space="0" w:color="000000"/>
+              </w:tblBorders>
+            </w:tblPr>
+            <w:tblGrid>
+              <w:gridCol w:w="2156"/>
+              <w:gridCol w:w="2156"/>
+              <w:gridCol w:w="2156"/>
+              <w:gridCol w:w="2156"/>
+            </w:tblGrid>
+            <w:tr>
+              <w:tc>
+                <w:tcPr>
+                  <w:tcW w:type="dxa" w:w="2156"/>
+                </w:tcPr>
+                <w:p>
+                  <w:pPr>
+                    <w:jc w:val="center"/>
+                  </w:pPr>
+                  <w:r/>
+                  <w:r>
+                    <w:rPr>
+                      <w:rFonts w:ascii="宋体" w:hAnsi="宋体" w:eastAsia="宋体"/>
+                      <w:b/>
+                      <w:sz w:val="20"/>
+                    </w:rPr>
+                    <w:t>评分项</w:t>
+                  </w:r>
+                </w:p>
+              </w:tc>
+              <w:tc>
+                <w:tcPr>
+                  <w:tcW w:type="dxa" w:w="2156"/>
+                </w:tcPr>
+                <w:p>
+                  <w:pPr>
+                    <w:jc w:val="center"/>
+                  </w:pPr>
+                  <w:r/>
+                  <w:r>
+                    <w:rPr>
+                      <w:rFonts w:ascii="宋体" w:hAnsi="宋体" w:eastAsia="宋体"/>
+                      <w:b/>
+                      <w:sz w:val="20"/>
+                    </w:rPr>
+                    <w:t>分值</w:t>
+                  </w:r>
+                </w:p>
+              </w:tc>
+              <w:tc>
+                <w:tcPr>
+                  <w:tcW w:type="dxa" w:w="2156"/>
+                </w:tcPr>
+                <w:p>
+                  <w:pPr>
+                    <w:jc w:val="center"/>
+                  </w:pPr>
+                  <w:r/>
+                  <w:r>
+                    <w:rPr>
+                      <w:rFonts w:ascii="宋体" w:hAnsi="宋体" w:eastAsia="宋体"/>
+                      <w:b/>
+                      <w:sz w:val="20"/>
+                    </w:rPr>
+                    <w:t>对应实现（模块/文件）</w:t>
+                  </w:r>
+                </w:p>
+              </w:tc>
+              <w:tc>
+                <w:tcPr>
+                  <w:tcW w:type="dxa" w:w="2156"/>
+                </w:tcPr>
+                <w:p>
+                  <w:pPr>
+                    <w:jc w:val="center"/>
+                  </w:pPr>
+                  <w:r/>
+                  <w:r>
+                    <w:rPr>
+                      <w:rFonts w:ascii="宋体" w:hAnsi="宋体" w:eastAsia="宋体"/>
+                      <w:b/>
+                      <w:sz w:val="20"/>
+                    </w:rPr>
+                    <w:t>报告位置</w:t>
+                  </w:r>
+                </w:p>
+              </w:tc>
+            </w:tr>
+            <w:tr>
+              <w:tc>
+                <w:tcPr>
+                  <w:tcW w:type="dxa" w:w="2156"/>
+                </w:tcPr>
+                <w:p>
+                  <w:r/>
+                  <w:r>
+                    <w:rPr>
+                      <w:rFonts w:ascii="宋体" w:hAnsi="宋体" w:eastAsia="宋体"/>
+                      <w:b w:val="0"/>
+                      <w:sz w:val="20"/>
+                    </w:rPr>
+                    <w:t>数据加载</w:t>
+                  </w:r>
+                </w:p>
+              </w:tc>
+              <w:tc>
+                <w:tcPr>
+                  <w:tcW w:type="dxa" w:w="2156"/>
+                </w:tcPr>
+                <w:p>
+                  <w:pPr>
+                    <w:jc w:val="center"/>
+                  </w:pPr>
+                  <w:r/>
+                  <w:r>
+                    <w:rPr>
+                      <w:rFonts w:ascii="宋体" w:hAnsi="宋体" w:eastAsia="宋体"/>
+                      <w:b w:val="0"/>
+                      <w:sz w:val="20"/>
+                    </w:rPr>
+                    <w:t>5</w:t>
+                  </w:r>
+                </w:p>
+              </w:tc>
+              <w:tc>
+                <w:tcPr>
+                  <w:tcW w:type="dxa" w:w="2156"/>
+                </w:tcPr>
+                <w:p>
+                  <w:r/>
+                  <w:r>
+                    <w:rPr>
+                      <w:rFonts w:ascii="宋体" w:hAnsi="宋体" w:eastAsia="宋体"/>
+                      <w:b w:val="0"/>
+                      <w:sz w:val="20"/>
+                    </w:rPr>
+                    <w:t>data_loading.py load_sales_data()</w:t>
+                  </w:r>
+                </w:p>
+              </w:tc>
+              <w:tc>
+                <w:tcPr>
+                  <w:tcW w:type="dxa" w:w="2156"/>
+                </w:tcPr>
+                <w:p>
+                  <w:pPr>
+                    <w:jc w:val="center"/>
+                  </w:pPr>
+                  <w:r/>
+                  <w:r>
+                    <w:rPr>
+                      <w:rFonts w:ascii="宋体" w:hAnsi="宋体" w:eastAsia="宋体"/>
+                      <w:b w:val="0"/>
+                      <w:sz w:val="20"/>
+                    </w:rPr>
+                    <w:t>（一）</w:t>
+                  </w:r>
+                </w:p>
+              </w:tc>
+            </w:tr>
+            <w:tr>
+              <w:tc>
+                <w:tcPr>
+                  <w:tcW w:type="dxa" w:w="2156"/>
+                </w:tcPr>
+                <w:p>
+                  <w:r/>
+                  <w:r>
+                    <w:rPr>
+                      <w:rFonts w:ascii="宋体" w:hAnsi="宋体" w:eastAsia="宋体"/>
+                      <w:b w:val="0"/>
+                      <w:sz w:val="20"/>
+                    </w:rPr>
+                    <w:t>数据概览 — 正确查看数据基本信息</w:t>
+                  </w:r>
+                </w:p>
+              </w:tc>
+              <w:tc>
+                <w:tcPr>
+                  <w:tcW w:type="dxa" w:w="2156"/>
+                </w:tcPr>
+                <w:p>
+                  <w:pPr>
+                    <w:jc w:val="center"/>
+                  </w:pPr>
+                  <w:r/>
+                  <w:r>
+                    <w:rPr>
+                      <w:rFonts w:ascii="宋体" w:hAnsi="宋体" w:eastAsia="宋体"/>
+                      <w:b w:val="0"/>
+                      <w:sz w:val="20"/>
+                    </w:rPr>
+                    <w:t>3</w:t>
+                  </w:r>
+                </w:p>
+              </w:tc>
+              <w:tc>
+                <w:tcPr>
+                  <w:tcW w:type="dxa" w:w="2156"/>
+                </w:tcPr>
+                <w:p>
+                  <w:r/>
+                  <w:r>
+                    <w:rPr>
+                      <w:rFonts w:ascii="宋体" w:hAnsi="宋体" w:eastAsia="宋体"/>
+                      <w:b w:val="0"/>
+                      <w:sz w:val="20"/>
+                    </w:rPr>
+                    <w:t>data_overview.py inspect_raw_data()</w:t>
+                  </w:r>
+                </w:p>
+              </w:tc>
+              <w:tc>
+                <w:tcPr>
+                  <w:tcW w:type="dxa" w:w="2156"/>
+                </w:tcPr>
+                <w:p>
+                  <w:pPr>
+                    <w:jc w:val="center"/>
+                  </w:pPr>
+                  <w:r/>
+                  <w:r>
+                    <w:rPr>
+                      <w:rFonts w:ascii="宋体" w:hAnsi="宋体" w:eastAsia="宋体"/>
+                      <w:b w:val="0"/>
+                      <w:sz w:val="20"/>
+                    </w:rPr>
+                    <w:t>（二）1</w:t>
+                  </w:r>
+                </w:p>
+              </w:tc>
+            </w:tr>
+            <w:tr>
+              <w:tc>
+                <w:tcPr>
+                  <w:tcW w:type="dxa" w:w="2156"/>
+                </w:tcPr>
+                <w:p>
+                  <w:r/>
+                  <w:r>
+                    <w:rPr>
+                      <w:rFonts w:ascii="宋体" w:hAnsi="宋体" w:eastAsia="宋体"/>
+                      <w:b w:val="0"/>
+                      <w:sz w:val="20"/>
+                    </w:rPr>
+                    <w:t>数据概览 — 修正列名</w:t>
+                  </w:r>
+                </w:p>
+              </w:tc>
+              <w:tc>
+                <w:tcPr>
+                  <w:tcW w:type="dxa" w:w="2156"/>
+                </w:tcPr>
+                <w:p>
+                  <w:pPr>
+                    <w:jc w:val="center"/>
+                  </w:pPr>
+                  <w:r/>
+                  <w:r>
+                    <w:rPr>
+                      <w:rFonts w:ascii="宋体" w:hAnsi="宋体" w:eastAsia="宋体"/>
+                      <w:b w:val="0"/>
+                      <w:sz w:val="20"/>
+                    </w:rPr>
+                    <w:t>2</w:t>
+                  </w:r>
+                </w:p>
+              </w:tc>
+              <w:tc>
+                <w:tcPr>
+                  <w:tcW w:type="dxa" w:w="2156"/>
+                </w:tcPr>
+                <w:p>
+                  <w:r/>
+                  <w:r>
+                    <w:rPr>
+                      <w:rFonts w:ascii="宋体" w:hAnsi="宋体" w:eastAsia="宋体"/>
+                      <w:b w:val="0"/>
+                      <w:sz w:val="20"/>
+                    </w:rPr>
+                    <w:t>data_overview.py rename_sales_time()</w:t>
+                  </w:r>
+                </w:p>
+              </w:tc>
+              <w:tc>
+                <w:tcPr>
+                  <w:tcW w:type="dxa" w:w="2156"/>
+                </w:tcPr>
+                <w:p>
+                  <w:pPr>
+                    <w:jc w:val="center"/>
+                  </w:pPr>
+                  <w:r/>
+                  <w:r>
+                    <w:rPr>
+                      <w:rFonts w:ascii="宋体" w:hAnsi="宋体" w:eastAsia="宋体"/>
+                      <w:b w:val="0"/>
+                      <w:sz w:val="20"/>
+                    </w:rPr>
+                    <w:t>（二）2</w:t>
+                  </w:r>
+                </w:p>
+              </w:tc>
+            </w:tr>
+            <w:tr>
+              <w:tc>
+                <w:tcPr>
+                  <w:tcW w:type="dxa" w:w="2156"/>
+                </w:tcPr>
+                <w:p>
+                  <w:r/>
+                  <w:r>
+                    <w:rPr>
+                      <w:rFonts w:ascii="宋体" w:hAnsi="宋体" w:eastAsia="宋体"/>
+                      <w:b w:val="0"/>
+                      <w:sz w:val="20"/>
+                    </w:rPr>
+                    <w:t>数据处理 — 重复值处理</w:t>
+                  </w:r>
+                </w:p>
+              </w:tc>
+              <w:tc>
+                <w:tcPr>
+                  <w:tcW w:type="dxa" w:w="2156"/>
+                </w:tcPr>
+                <w:p>
+                  <w:pPr>
+                    <w:jc w:val="center"/>
+                  </w:pPr>
+                  <w:r/>
+                  <w:r>
+                    <w:rPr>
+                      <w:rFonts w:ascii="宋体" w:hAnsi="宋体" w:eastAsia="宋体"/>
+                      <w:b w:val="0"/>
+                      <w:sz w:val="20"/>
+                    </w:rPr>
+                    <w:t>5</w:t>
+                  </w:r>
+                </w:p>
+              </w:tc>
+              <w:tc>
+                <w:tcPr>
+                  <w:tcW w:type="dxa" w:w="2156"/>
+                </w:tcPr>
+                <w:p>
+                  <w:r/>
+                  <w:r>
+                    <w:rPr>
+                      <w:rFonts w:ascii="宋体" w:hAnsi="宋体" w:eastAsia="宋体"/>
+                      <w:b w:val="0"/>
+                      <w:sz w:val="20"/>
+                    </w:rPr>
+                    <w:t>data_cleaning.py</w:t>
+                  </w:r>
+                </w:p>
+              </w:tc>
+              <w:tc>
+                <w:tcPr>
+                  <w:tcW w:type="dxa" w:w="2156"/>
+                </w:tcPr>
+                <w:p>
+                  <w:pPr>
+                    <w:jc w:val="center"/>
+                  </w:pPr>
+                  <w:r/>
+                  <w:r>
+                    <w:rPr>
+                      <w:rFonts w:ascii="宋体" w:hAnsi="宋体" w:eastAsia="宋体"/>
+                      <w:b w:val="0"/>
+                      <w:sz w:val="20"/>
+                    </w:rPr>
+                    <w:t>（三）1</w:t>
+                  </w:r>
+                </w:p>
+              </w:tc>
+            </w:tr>
+            <w:tr>
+              <w:tc>
+                <w:tcPr>
+                  <w:tcW w:type="dxa" w:w="2156"/>
+                </w:tcPr>
+                <w:p>
+                  <w:r/>
+                  <w:r>
+                    <w:rPr>
+                      <w:rFonts w:ascii="宋体" w:hAnsi="宋体" w:eastAsia="宋体"/>
+                      <w:b w:val="0"/>
+                      <w:sz w:val="20"/>
+                    </w:rPr>
+                    <w:t>数据处理 — 缺失值处理</w:t>
+                  </w:r>
+                </w:p>
+              </w:tc>
+              <w:tc>
+                <w:tcPr>
+                  <w:tcW w:type="dxa" w:w="2156"/>
+                </w:tcPr>
+                <w:p>
+                  <w:pPr>
+                    <w:jc w:val="center"/>
+                  </w:pPr>
+                  <w:r/>
+                  <w:r>
+                    <w:rPr>
+                      <w:rFonts w:ascii="宋体" w:hAnsi="宋体" w:eastAsia="宋体"/>
+                      <w:b w:val="0"/>
+                      <w:sz w:val="20"/>
+                    </w:rPr>
+                    <w:t>5</w:t>
+                  </w:r>
+                </w:p>
+              </w:tc>
+              <w:tc>
+                <w:tcPr>
+                  <w:tcW w:type="dxa" w:w="2156"/>
+                </w:tcPr>
+                <w:p>
+                  <w:r/>
+                  <w:r>
+                    <w:rPr>
+                      <w:rFonts w:ascii="宋体" w:hAnsi="宋体" w:eastAsia="宋体"/>
+                      <w:b w:val="0"/>
+                      <w:sz w:val="20"/>
+                    </w:rPr>
+                    <w:t>data_cleaning.py</w:t>
+                  </w:r>
+                </w:p>
+              </w:tc>
+              <w:tc>
+                <w:tcPr>
+                  <w:tcW w:type="dxa" w:w="2156"/>
+                </w:tcPr>
+                <w:p>
+                  <w:pPr>
+                    <w:jc w:val="center"/>
+                  </w:pPr>
+                  <w:r/>
+                  <w:r>
+                    <w:rPr>
+                      <w:rFonts w:ascii="宋体" w:hAnsi="宋体" w:eastAsia="宋体"/>
+                      <w:b w:val="0"/>
+                      <w:sz w:val="20"/>
+                    </w:rPr>
+                    <w:t>（三）2</w:t>
+                  </w:r>
+                </w:p>
+              </w:tc>
+            </w:tr>
+            <w:tr>
+              <w:tc>
+                <w:tcPr>
+                  <w:tcW w:type="dxa" w:w="2156"/>
+                </w:tcPr>
+                <w:p>
+                  <w:r/>
+                  <w:r>
+                    <w:rPr>
+                      <w:rFonts w:ascii="宋体" w:hAnsi="宋体" w:eastAsia="宋体"/>
+                      <w:b w:val="0"/>
+                      <w:sz w:val="20"/>
+                    </w:rPr>
+                    <w:t>异常值处理 — 销售数据类型统一为整型</w:t>
+                  </w:r>
+                </w:p>
+              </w:tc>
+              <w:tc>
+                <w:tcPr>
+                  <w:tcW w:type="dxa" w:w="2156"/>
+                </w:tcPr>
+                <w:p>
+                  <w:pPr>
+                    <w:jc w:val="center"/>
+                  </w:pPr>
+                  <w:r/>
+                  <w:r>
+                    <w:rPr>
+                      <w:rFonts w:ascii="宋体" w:hAnsi="宋体" w:eastAsia="宋体"/>
+                      <w:b w:val="0"/>
+                      <w:sz w:val="20"/>
+                    </w:rPr>
+                    <w:t>5</w:t>
+                  </w:r>
+                </w:p>
+              </w:tc>
+              <w:tc>
+                <w:tcPr>
+                  <w:tcW w:type="dxa" w:w="2156"/>
+                </w:tcPr>
+                <w:p>
+                  <w:r/>
+                  <w:r>
+                    <w:rPr>
+                      <w:rFonts w:ascii="宋体" w:hAnsi="宋体" w:eastAsia="宋体"/>
+                      <w:b w:val="0"/>
+                      <w:sz w:val="20"/>
+                    </w:rPr>
+                    <w:t>data_cleaning.py</w:t>
+                  </w:r>
+                </w:p>
+              </w:tc>
+              <w:tc>
+                <w:tcPr>
+                  <w:tcW w:type="dxa" w:w="2156"/>
+                </w:tcPr>
+                <w:p>
+                  <w:pPr>
+                    <w:jc w:val="center"/>
+                  </w:pPr>
+                  <w:r/>
+                  <w:r>
+                    <w:rPr>
+                      <w:rFonts w:ascii="宋体" w:hAnsi="宋体" w:eastAsia="宋体"/>
+                      <w:b w:val="0"/>
+                      <w:sz w:val="20"/>
+                    </w:rPr>
+                    <w:t>（三）3(1)</w:t>
+                  </w:r>
+                </w:p>
+              </w:tc>
+            </w:tr>
+            <w:tr>
+              <w:tc>
+                <w:tcPr>
+                  <w:tcW w:type="dxa" w:w="2156"/>
+                </w:tcPr>
+                <w:p>
+                  <w:r/>
+                  <w:r>
+                    <w:rPr>
+                      <w:rFonts w:ascii="宋体" w:hAnsi="宋体" w:eastAsia="宋体"/>
+                      <w:b w:val="0"/>
+                      <w:sz w:val="20"/>
+                    </w:rPr>
+                    <w:t>异常值处理 — 销售时间统一为 DateTime</w:t>
+                  </w:r>
+                </w:p>
+              </w:tc>
+              <w:tc>
+                <w:tcPr>
+                  <w:tcW w:type="dxa" w:w="2156"/>
+                </w:tcPr>
+                <w:p>
+                  <w:pPr>
+                    <w:jc w:val="center"/>
+                  </w:pPr>
+                  <w:r/>
+                  <w:r>
+                    <w:rPr>
+                      <w:rFonts w:ascii="宋体" w:hAnsi="宋体" w:eastAsia="宋体"/>
+                      <w:b w:val="0"/>
+                      <w:sz w:val="20"/>
+                    </w:rPr>
+                    <w:t>5</w:t>
+                  </w:r>
+                </w:p>
+              </w:tc>
+              <w:tc>
+                <w:tcPr>
+                  <w:tcW w:type="dxa" w:w="2156"/>
+                </w:tcPr>
+                <w:p>
+                  <w:r/>
+                  <w:r>
+                    <w:rPr>
+                      <w:rFonts w:ascii="宋体" w:hAnsi="宋体" w:eastAsia="宋体"/>
+                      <w:b w:val="0"/>
+                      <w:sz w:val="20"/>
+                    </w:rPr>
+                    <w:t>data_cleaning.py</w:t>
+                  </w:r>
+                </w:p>
+              </w:tc>
+              <w:tc>
+                <w:tcPr>
+                  <w:tcW w:type="dxa" w:w="2156"/>
+                </w:tcPr>
+                <w:p>
+                  <w:pPr>
+                    <w:jc w:val="center"/>
+                  </w:pPr>
+                  <w:r/>
+                  <w:r>
+                    <w:rPr>
+                      <w:rFonts w:ascii="宋体" w:hAnsi="宋体" w:eastAsia="宋体"/>
+                      <w:b w:val="0"/>
+                      <w:sz w:val="20"/>
+                    </w:rPr>
+                    <w:t>（三）3(2)</w:t>
+                  </w:r>
+                </w:p>
+              </w:tc>
+            </w:tr>
+            <w:tr>
+              <w:tc>
+                <w:tcPr>
+                  <w:tcW w:type="dxa" w:w="2156"/>
+                </w:tcPr>
+                <w:p>
+                  <w:r/>
+                  <w:r>
+                    <w:rPr>
+                      <w:rFonts w:ascii="宋体" w:hAnsi="宋体" w:eastAsia="宋体"/>
+                      <w:b w:val="0"/>
+                      <w:sz w:val="20"/>
+                    </w:rPr>
+                    <w:t>异常值处理 — 检测异常值</w:t>
+                  </w:r>
+                </w:p>
+              </w:tc>
+              <w:tc>
+                <w:tcPr>
+                  <w:tcW w:type="dxa" w:w="2156"/>
+                </w:tcPr>
+                <w:p>
+                  <w:pPr>
+                    <w:jc w:val="center"/>
+                  </w:pPr>
+                  <w:r/>
+                  <w:r>
+                    <w:rPr>
+                      <w:rFonts w:ascii="宋体" w:hAnsi="宋体" w:eastAsia="宋体"/>
+                      <w:b w:val="0"/>
+                      <w:sz w:val="20"/>
+                    </w:rPr>
+                    <w:t>5</w:t>
+                  </w:r>
+                </w:p>
+              </w:tc>
+              <w:tc>
+                <w:tcPr>
+                  <w:tcW w:type="dxa" w:w="2156"/>
+                </w:tcPr>
+                <w:p>
+                  <w:r/>
+                  <w:r>
+                    <w:rPr>
+                      <w:rFonts w:ascii="宋体" w:hAnsi="宋体" w:eastAsia="宋体"/>
+                      <w:b w:val="0"/>
+                      <w:sz w:val="20"/>
+                    </w:rPr>
+                    <w:t>data_cleaning.py（IQR）</w:t>
+                  </w:r>
+                </w:p>
+              </w:tc>
+              <w:tc>
+                <w:tcPr>
+                  <w:tcW w:type="dxa" w:w="2156"/>
+                </w:tcPr>
+                <w:p>
+                  <w:pPr>
+                    <w:jc w:val="center"/>
+                  </w:pPr>
+                  <w:r/>
+                  <w:r>
+                    <w:rPr>
+                      <w:rFonts w:ascii="宋体" w:hAnsi="宋体" w:eastAsia="宋体"/>
+                      <w:b w:val="0"/>
+                      <w:sz w:val="20"/>
+                    </w:rPr>
+                    <w:t>（三）3(3)</w:t>
+                  </w:r>
+                </w:p>
+              </w:tc>
+            </w:tr>
+            <w:tr>
+              <w:tc>
+                <w:tcPr>
+                  <w:tcW w:type="dxa" w:w="2156"/>
+                </w:tcPr>
+                <w:p>
+                  <w:r/>
+                  <w:r>
+                    <w:rPr>
+                      <w:rFonts w:ascii="宋体" w:hAnsi="宋体" w:eastAsia="宋体"/>
+                      <w:b w:val="0"/>
+                      <w:sz w:val="20"/>
+                    </w:rPr>
+                    <w:t>异常值处理 — 处理异常值</w:t>
+                  </w:r>
+                </w:p>
+              </w:tc>
+              <w:tc>
+                <w:tcPr>
+                  <w:tcW w:type="dxa" w:w="2156"/>
+                </w:tcPr>
+                <w:p>
+                  <w:pPr>
+                    <w:jc w:val="center"/>
+                  </w:pPr>
+                  <w:r/>
+                  <w:r>
+                    <w:rPr>
+                      <w:rFonts w:ascii="宋体" w:hAnsi="宋体" w:eastAsia="宋体"/>
+                      <w:b w:val="0"/>
+                      <w:sz w:val="20"/>
+                    </w:rPr>
+                    <w:t>5</w:t>
+                  </w:r>
+                </w:p>
+              </w:tc>
+              <w:tc>
+                <w:tcPr>
+                  <w:tcW w:type="dxa" w:w="2156"/>
+                </w:tcPr>
+                <w:p>
+                  <w:r/>
+                  <w:r>
+                    <w:rPr>
+                      <w:rFonts w:ascii="宋体" w:hAnsi="宋体" w:eastAsia="宋体"/>
+                      <w:b w:val="0"/>
+                      <w:sz w:val="20"/>
+                    </w:rPr>
+                    <w:t>data_cleaning.py</w:t>
+                  </w:r>
+                </w:p>
+              </w:tc>
+              <w:tc>
+                <w:tcPr>
+                  <w:tcW w:type="dxa" w:w="2156"/>
+                </w:tcPr>
+                <w:p>
+                  <w:pPr>
+                    <w:jc w:val="center"/>
+                  </w:pPr>
+                  <w:r/>
+                  <w:r>
+                    <w:rPr>
+                      <w:rFonts w:ascii="宋体" w:hAnsi="宋体" w:eastAsia="宋体"/>
+                      <w:b w:val="0"/>
+                      <w:sz w:val="20"/>
+                    </w:rPr>
+                    <w:t>（三）3(4)</w:t>
+                  </w:r>
+                </w:p>
+              </w:tc>
+            </w:tr>
+            <w:tr>
+              <w:tc>
+                <w:tcPr>
+                  <w:tcW w:type="dxa" w:w="2156"/>
+                </w:tcPr>
+                <w:p>
+                  <w:r/>
+                  <w:r>
+                    <w:rPr>
+                      <w:rFonts w:ascii="宋体" w:hAnsi="宋体" w:eastAsia="宋体"/>
+                      <w:b w:val="0"/>
+                      <w:sz w:val="20"/>
+                    </w:rPr>
+                    <w:t>数据分析 — 按销售时间排序并重置索引</w:t>
+                  </w:r>
+                </w:p>
+              </w:tc>
+              <w:tc>
+                <w:tcPr>
+                  <w:tcW w:type="dxa" w:w="2156"/>
+                </w:tcPr>
+                <w:p>
+                  <w:pPr>
+                    <w:jc w:val="center"/>
+                  </w:pPr>
+                  <w:r/>
+                  <w:r>
+                    <w:rPr>
+                      <w:rFonts w:ascii="宋体" w:hAnsi="宋体" w:eastAsia="宋体"/>
+                      <w:b w:val="0"/>
+                      <w:sz w:val="20"/>
+                    </w:rPr>
+                    <w:t>5</w:t>
+                  </w:r>
+                </w:p>
+              </w:tc>
+              <w:tc>
+                <w:tcPr>
+                  <w:tcW w:type="dxa" w:w="2156"/>
+                </w:tcPr>
+                <w:p>
+                  <w:r/>
+                  <w:r>
+                    <w:rPr>
+                      <w:rFonts w:ascii="宋体" w:hAnsi="宋体" w:eastAsia="宋体"/>
+                      <w:b w:val="0"/>
+                      <w:sz w:val="20"/>
+                    </w:rPr>
+                    <w:t>data_cleaning.py</w:t>
+                  </w:r>
+                </w:p>
+              </w:tc>
+              <w:tc>
+                <w:tcPr>
+                  <w:tcW w:type="dxa" w:w="2156"/>
+                </w:tcPr>
+                <w:p>
+                  <w:pPr>
+                    <w:jc w:val="center"/>
+                  </w:pPr>
+                  <w:r/>
+                  <w:r>
+                    <w:rPr>
+                      <w:rFonts w:ascii="宋体" w:hAnsi="宋体" w:eastAsia="宋体"/>
+                      <w:b w:val="0"/>
+                      <w:sz w:val="20"/>
+                    </w:rPr>
+                    <w:t>（四）1</w:t>
+                  </w:r>
+                </w:p>
+              </w:tc>
+            </w:tr>
+            <w:tr>
+              <w:tc>
+                <w:tcPr>
+                  <w:tcW w:type="dxa" w:w="2156"/>
+                </w:tcPr>
+                <w:p>
+                  <w:r/>
+                  <w:r>
+                    <w:rPr>
+                      <w:rFonts w:ascii="宋体" w:hAnsi="宋体" w:eastAsia="宋体"/>
+                      <w:b w:val="0"/>
+                      <w:sz w:val="20"/>
+                    </w:rPr>
+                    <w:t>数据分析 — 计算月均销售金额</w:t>
+                  </w:r>
+                </w:p>
+              </w:tc>
+              <w:tc>
+                <w:tcPr>
+                  <w:tcW w:type="dxa" w:w="2156"/>
+                </w:tcPr>
+                <w:p>
+                  <w:pPr>
+                    <w:jc w:val="center"/>
+                  </w:pPr>
+                  <w:r/>
+                  <w:r>
+                    <w:rPr>
+                      <w:rFonts w:ascii="宋体" w:hAnsi="宋体" w:eastAsia="宋体"/>
+                      <w:b w:val="0"/>
+                      <w:sz w:val="20"/>
+                    </w:rPr>
+                    <w:t>5</w:t>
+                  </w:r>
+                </w:p>
+              </w:tc>
+              <w:tc>
+                <w:tcPr>
+                  <w:tcW w:type="dxa" w:w="2156"/>
+                </w:tcPr>
+                <w:p>
+                  <w:r/>
+                  <w:r>
+                    <w:rPr>
+                      <w:rFonts w:ascii="宋体" w:hAnsi="宋体" w:eastAsia="宋体"/>
+                      <w:b w:val="0"/>
+                      <w:sz w:val="20"/>
+                    </w:rPr>
+                    <w:t>monthly_sales.py</w:t>
+                  </w:r>
+                </w:p>
+              </w:tc>
+              <w:tc>
+                <w:tcPr>
+                  <w:tcW w:type="dxa" w:w="2156"/>
+                </w:tcPr>
+                <w:p>
+                  <w:pPr>
+                    <w:jc w:val="center"/>
+                  </w:pPr>
+                  <w:r/>
+                  <w:r>
+                    <w:rPr>
+                      <w:rFonts w:ascii="宋体" w:hAnsi="宋体" w:eastAsia="宋体"/>
+                      <w:b w:val="0"/>
+                      <w:sz w:val="20"/>
+                    </w:rPr>
+                    <w:t>（四）2</w:t>
+                  </w:r>
+                </w:p>
+              </w:tc>
+            </w:tr>
+            <w:tr>
+              <w:tc>
+                <w:tcPr>
+                  <w:tcW w:type="dxa" w:w="2156"/>
+                </w:tcPr>
+                <w:p>
+                  <w:r/>
+                  <w:r>
+                    <w:rPr>
+                      <w:rFonts w:ascii="宋体" w:hAnsi="宋体" w:eastAsia="宋体"/>
+                      <w:b w:val="0"/>
+                      <w:sz w:val="20"/>
+                    </w:rPr>
+                    <w:t>数据分析 — 销售时间与实收金额关系</w:t>
+                  </w:r>
+                </w:p>
+              </w:tc>
+              <w:tc>
+                <w:tcPr>
+                  <w:tcW w:type="dxa" w:w="2156"/>
+                </w:tcPr>
+                <w:p>
+                  <w:pPr>
+                    <w:jc w:val="center"/>
+                  </w:pPr>
+                  <w:r/>
+                  <w:r>
+                    <w:rPr>
+                      <w:rFonts w:ascii="宋体" w:hAnsi="宋体" w:eastAsia="宋体"/>
+                      <w:b w:val="0"/>
+                      <w:sz w:val="20"/>
+                    </w:rPr>
+                    <w:t>5</w:t>
+                  </w:r>
+                </w:p>
+              </w:tc>
+              <w:tc>
+                <w:tcPr>
+                  <w:tcW w:type="dxa" w:w="2156"/>
+                </w:tcPr>
+                <w:p>
+                  <w:r/>
+                  <w:r>
+                    <w:rPr>
+                      <w:rFonts w:ascii="宋体" w:hAnsi="宋体" w:eastAsia="宋体"/>
+                      <w:b w:val="0"/>
+                      <w:sz w:val="20"/>
+                    </w:rPr>
+                    <w:t>time_actual_relationship.py</w:t>
+                  </w:r>
+                </w:p>
+              </w:tc>
+              <w:tc>
+                <w:tcPr>
+                  <w:tcW w:type="dxa" w:w="2156"/>
+                </w:tcPr>
+                <w:p>
+                  <w:pPr>
+                    <w:jc w:val="center"/>
+                  </w:pPr>
+                  <w:r/>
+                  <w:r>
+                    <w:rPr>
+                      <w:rFonts w:ascii="宋体" w:hAnsi="宋体" w:eastAsia="宋体"/>
+                      <w:b w:val="0"/>
+                      <w:sz w:val="20"/>
+                    </w:rPr>
+                    <w:t>（四）3</w:t>
+                  </w:r>
+                </w:p>
+              </w:tc>
+            </w:tr>
+            <w:tr>
+              <w:tc>
+                <w:tcPr>
+                  <w:tcW w:type="dxa" w:w="2156"/>
+                </w:tcPr>
+                <w:p>
+                  <w:r/>
+                  <w:r>
+                    <w:rPr>
+                      <w:rFonts w:ascii="宋体" w:hAnsi="宋体" w:eastAsia="宋体"/>
+                      <w:b w:val="0"/>
+                      <w:sz w:val="20"/>
+                    </w:rPr>
+                    <w:t>数据分析 — 星期分组统计</w:t>
+                  </w:r>
+                </w:p>
+              </w:tc>
+              <w:tc>
+                <w:tcPr>
+                  <w:tcW w:type="dxa" w:w="2156"/>
+                </w:tcPr>
+                <w:p>
+                  <w:pPr>
+                    <w:jc w:val="center"/>
+                  </w:pPr>
+                  <w:r/>
+                  <w:r>
+                    <w:rPr>
+                      <w:rFonts w:ascii="宋体" w:hAnsi="宋体" w:eastAsia="宋体"/>
+                      <w:b w:val="0"/>
+                      <w:sz w:val="20"/>
+                    </w:rPr>
+                    <w:t>5</w:t>
+                  </w:r>
+                </w:p>
+              </w:tc>
+              <w:tc>
+                <w:tcPr>
+                  <w:tcW w:type="dxa" w:w="2156"/>
+                </w:tcPr>
+                <w:p>
+                  <w:r/>
+                  <w:r>
+                    <w:rPr>
+                      <w:rFonts w:ascii="宋体" w:hAnsi="宋体" w:eastAsia="宋体"/>
+                      <w:b w:val="0"/>
+                      <w:sz w:val="20"/>
+                    </w:rPr>
+                    <w:t>weekday_sales.py</w:t>
+                  </w:r>
+                </w:p>
+              </w:tc>
+              <w:tc>
+                <w:tcPr>
+                  <w:tcW w:type="dxa" w:w="2156"/>
+                </w:tcPr>
+                <w:p>
+                  <w:pPr>
+                    <w:jc w:val="center"/>
+                  </w:pPr>
+                  <w:r/>
+                  <w:r>
+                    <w:rPr>
+                      <w:rFonts w:ascii="宋体" w:hAnsi="宋体" w:eastAsia="宋体"/>
+                      <w:b w:val="0"/>
+                      <w:sz w:val="20"/>
+                    </w:rPr>
+                    <w:t>（四）4</w:t>
+                  </w:r>
+                </w:p>
+              </w:tc>
+            </w:tr>
+            <w:tr>
+              <w:tc>
+                <w:tcPr>
+                  <w:tcW w:type="dxa" w:w="2156"/>
+                </w:tcPr>
+                <w:p>
+                  <w:r/>
+                  <w:r>
+                    <w:rPr>
+                      <w:rFonts w:ascii="宋体" w:hAnsi="宋体" w:eastAsia="宋体"/>
+                      <w:b w:val="0"/>
+                      <w:sz w:val="20"/>
+                    </w:rPr>
+                    <w:t>数据分析 — 销售数量前十位药品</w:t>
+                  </w:r>
+                </w:p>
+              </w:tc>
+              <w:tc>
+                <w:tcPr>
+                  <w:tcW w:type="dxa" w:w="2156"/>
+                </w:tcPr>
+                <w:p>
+                  <w:pPr>
+                    <w:jc w:val="center"/>
+                  </w:pPr>
+                  <w:r/>
+                  <w:r>
+                    <w:rPr>
+                      <w:rFonts w:ascii="宋体" w:hAnsi="宋体" w:eastAsia="宋体"/>
+                      <w:b w:val="0"/>
+                      <w:sz w:val="20"/>
+                    </w:rPr>
+                    <w:t>10</w:t>
+                  </w:r>
+                </w:p>
+              </w:tc>
+              <w:tc>
+                <w:tcPr>
+                  <w:tcW w:type="dxa" w:w="2156"/>
+                </w:tcPr>
+                <w:p>
+                  <w:r/>
+                  <w:r>
+                    <w:rPr>
+                      <w:rFonts w:ascii="宋体" w:hAnsi="宋体" w:eastAsia="宋体"/>
+                      <w:b w:val="0"/>
+                      <w:sz w:val="20"/>
+                    </w:rPr>
+                    <w:t>top_products.py</w:t>
+                  </w:r>
+                </w:p>
+              </w:tc>
+              <w:tc>
+                <w:tcPr>
+                  <w:tcW w:type="dxa" w:w="2156"/>
+                </w:tcPr>
+                <w:p>
+                  <w:pPr>
+                    <w:jc w:val="center"/>
+                  </w:pPr>
+                  <w:r/>
+                  <w:r>
+                    <w:rPr>
+                      <w:rFonts w:ascii="宋体" w:hAnsi="宋体" w:eastAsia="宋体"/>
+                      <w:b w:val="0"/>
+                      <w:sz w:val="20"/>
+                    </w:rPr>
+                    <w:t>（四）5</w:t>
+                  </w:r>
+                </w:p>
+              </w:tc>
+            </w:tr>
+            <w:tr>
+              <w:tc>
+                <w:tcPr>
+                  <w:tcW w:type="dxa" w:w="2156"/>
+                </w:tcPr>
+                <w:p>
+                  <w:r/>
+                  <w:r>
+                    <w:rPr>
+                      <w:rFonts w:ascii="宋体" w:hAnsi="宋体" w:eastAsia="宋体"/>
+                      <w:b w:val="0"/>
+                      <w:sz w:val="20"/>
+                    </w:rPr>
+                    <w:t>项目汇报</w:t>
+                  </w:r>
+                </w:p>
+              </w:tc>
+              <w:tc>
+                <w:tcPr>
+                  <w:tcW w:type="dxa" w:w="2156"/>
+                </w:tcPr>
+                <w:p>
+                  <w:pPr>
+                    <w:jc w:val="center"/>
+                  </w:pPr>
+                  <w:r/>
+                  <w:r>
+                    <w:rPr>
+                      <w:rFonts w:ascii="宋体" w:hAnsi="宋体" w:eastAsia="宋体"/>
+                      <w:b w:val="0"/>
+                      <w:sz w:val="20"/>
+                    </w:rPr>
+                    <w:t>30</w:t>
+                  </w:r>
+                </w:p>
+              </w:tc>
+              <w:tc>
+                <w:tcPr>
+                  <w:tcW w:type="dxa" w:w="2156"/>
+                </w:tcPr>
+                <w:p>
+                  <w:r/>
+                  <w:r>
+                    <w:rPr>
+                      <w:rFonts w:ascii="宋体" w:hAnsi="宋体" w:eastAsia="宋体"/>
+                      <w:b w:val="0"/>
+                      <w:sz w:val="20"/>
+                    </w:rPr>
+                    <w:t>答辩.md、docs/defense-outline.md、docs/defense-qa.md</w:t>
+                  </w:r>
+                </w:p>
+              </w:tc>
+              <w:tc>
+                <w:tcPr>
+                  <w:tcW w:type="dxa" w:w="2156"/>
+                </w:tcPr>
+                <w:p>
+                  <w:pPr>
+                    <w:jc w:val="center"/>
+                  </w:pPr>
+                  <w:r/>
+                  <w:r>
+                    <w:rPr>
+                      <w:rFonts w:ascii="宋体" w:hAnsi="宋体" w:eastAsia="宋体"/>
+                      <w:b w:val="0"/>
+                      <w:sz w:val="20"/>
+                    </w:rPr>
+                    <w:t>（五）</w:t>
+                  </w:r>
+                </w:p>
+              </w:tc>
+            </w:tr>
+            <w:tr>
+              <w:tc>
+                <w:tcPr>
+                  <w:tcW w:type="dxa" w:w="2156"/>
+                </w:tcPr>
+                <w:p>
+                  <w:r/>
+                  <w:r>
+                    <w:rPr>
+                      <w:rFonts w:ascii="宋体" w:hAnsi="宋体" w:eastAsia="宋体"/>
+                      <w:b w:val="0"/>
+                      <w:sz w:val="20"/>
+                    </w:rPr>
+                    <w:t>总分</w:t>
+                  </w:r>
+                </w:p>
+              </w:tc>
+              <w:tc>
+                <w:tcPr>
+                  <w:tcW w:type="dxa" w:w="2156"/>
+                </w:tcPr>
+                <w:p>
+                  <w:pPr>
+                    <w:jc w:val="center"/>
+                  </w:pPr>
+                  <w:r/>
+                  <w:r>
+                    <w:rPr>
+                      <w:rFonts w:ascii="宋体" w:hAnsi="宋体" w:eastAsia="宋体"/>
+                      <w:b w:val="0"/>
+                      <w:sz w:val="20"/>
+                    </w:rPr>
+                    <w:t>100</w:t>
+                  </w:r>
+                </w:p>
+              </w:tc>
+              <w:tc>
+                <w:tcPr>
+                  <w:tcW w:type="dxa" w:w="2156"/>
+                </w:tcPr>
+                <w:p>
+                  <w:r/>
+                  <w:r>
+                    <w:rPr>
+                      <w:rFonts w:ascii="宋体" w:hAnsi="宋体" w:eastAsia="宋体"/>
+                      <w:b w:val="0"/>
+                      <w:sz w:val="20"/>
+                    </w:rPr>
+                    <w:t>—</w:t>
+                  </w:r>
+                </w:p>
+              </w:tc>
+              <w:tc>
+                <w:tcPr>
+                  <w:tcW w:type="dxa" w:w="2156"/>
+                </w:tcPr>
+                <w:p>
+                  <w:pPr>
+                    <w:jc w:val="center"/>
+                  </w:pPr>
+                  <w:r/>
+                  <w:r>
+                    <w:rPr>
+                      <w:rFonts w:ascii="宋体" w:hAnsi="宋体" w:eastAsia="宋体"/>
+                      <w:b w:val="0"/>
+                      <w:sz w:val="20"/>
+                    </w:rPr>
+                    <w:t>—</w:t>
+                  </w:r>
+                </w:p>
+              </w:tc>
+            </w:tr>
+          </w:tbl>
+          <w:p/>
+          <w:p/>
         </w:tc>
       </w:tr>
     </w:tbl>
@@ -1542,7 +6303,7 @@
                 <w:b w:val="0"/>
                 <w:sz w:val="22"/>
               </w:rPr>
-              <w:t>本次项目完整实践了 Python 数据分析流程：从 Excel 数据加载开始，依次完成数据概览、列名修正、类型转换、重复值处理、缺失值处理、异常值处理、分组统计和可视化。项目中最关键的是异常值处理策略：无效日期、非正销售数量和金额属于确定错误，应当剔除；而 IQR 检测到的大额或大数量记录可能是真实批量采购，因此保留并输出异常表复核。</w:t>
+              <w:t>通过本次项目，我完整实践了从数据读取、数据概览、数据清洗、异常处理、分组统计到图表生成的分析流程。项目中最需要注意的是异常值处理不能简单“一删了之”：负数销售、无效日期和关键字段缺失属于确定错误，应当剔除；但大额销售或大数量销售可能是真实业务现象，因此更适合作为统计异常保留复核。</w:t>
             </w:r>
           </w:p>
           <w:p>
@@ -1555,7 +6316,7 @@
                 <w:b w:val="0"/>
                 <w:sz w:val="22"/>
               </w:rPr>
-              <w:t>通过本项目，我进一步理解了数据清洗不是机械删除数据，而是要结合业务含义说明处理依据。最终代码、统计表、图表、报告和答辩材料保持一致，能够较完整地对应本课程期末考查评分标准。</w:t>
+              <w:t>本项目最终形成了可运行代码、清洗数据、统计表、图表、报告和答辩文档，能够逐项对应《Python数据收集与分析》期末考查的评分标准。</w:t>
             </w:r>
           </w:p>
         </w:tc>
